--- a/klagomål/Herrbergsliden norr FSC-klagomål.docx
+++ b/klagomål/Herrbergsliden norr FSC-klagomål.docx
@@ -1,6 +1,6 @@
 
 <file path=word/document.xml><?xml version="1.0" encoding="utf-8"?>
-<w:document xmlns:wpc="http://schemas.microsoft.com/office/word/2010/wordprocessingCanvas" xmlns:cx="http://schemas.microsoft.com/office/drawing/2014/chartex" xmlns:cx1="http://schemas.microsoft.com/office/drawing/2015/9/8/chartex" xmlns:cx2="http://schemas.microsoft.com/office/drawing/2015/10/21/chartex" xmlns:cx3="http://schemas.microsoft.com/office/drawing/2016/5/9/chartex" xmlns:cx4="http://schemas.microsoft.com/office/drawing/2016/5/10/chartex" xmlns:cx5="http://schemas.microsoft.com/office/drawing/2016/5/11/chartex" xmlns:cx6="http://schemas.microsoft.com/office/drawing/2016/5/12/chartex" xmlns:cx7="http://schemas.microsoft.com/office/drawing/2016/5/13/chartex" xmlns:cx8="http://schemas.microsoft.com/office/drawing/2016/5/14/chartex" xmlns:mc="http://schemas.openxmlformats.org/markup-compatibility/2006" xmlns:aink="http://schemas.microsoft.com/office/drawing/2016/ink" xmlns:am3d="http://schemas.microsoft.com/office/drawing/2017/model3d" xmlns:o="urn:schemas-microsoft-com:office:office" xmlns:oel="http://schemas.microsoft.com/office/2019/extlst" xmlns:r="http://schemas.openxmlformats.org/officeDocument/2006/relationships" xmlns:m="http://schemas.openxmlformats.org/officeDocument/2006/math" xmlns:v="urn:schemas-microsoft-com:vml" xmlns:wp14="http://schemas.microsoft.com/office/word/2010/wordprocessingDrawing" xmlns:wp="http://schemas.openxmlformats.org/drawingml/2006/wordprocessingDrawing" xmlns:w10="urn:schemas-microsoft-com:office:word" xmlns:w="http://schemas.openxmlformats.org/wordprocessingml/2006/main" xmlns:w14="http://schemas.microsoft.com/office/word/2010/wordml" xmlns:w15="http://schemas.microsoft.com/office/word/2012/wordml" xmlns:w16cex="http://schemas.microsoft.com/office/word/2018/wordml/cex" xmlns:w16cid="http://schemas.microsoft.com/office/word/2016/wordml/cid" xmlns:w16="http://schemas.microsoft.com/office/word/2018/wordml" xmlns:w16sdtdh="http://schemas.microsoft.com/office/word/2020/wordml/sdtdatahash" xmlns:w16se="http://schemas.microsoft.com/office/word/2015/wordml/symex" xmlns:wpg="http://schemas.microsoft.com/office/word/2010/wordprocessingGroup" xmlns:wpi="http://schemas.microsoft.com/office/word/2010/wordprocessingInk" xmlns:wne="http://schemas.microsoft.com/office/word/2006/wordml" xmlns:wps="http://schemas.microsoft.com/office/word/2010/wordprocessingShape" mc:Ignorable="w14 w15 w16se w16cid w16 w16cex w16sdtdh wp14">
+<w:document xmlns:wpc="http://schemas.microsoft.com/office/word/2010/wordprocessingCanvas" xmlns:cx="http://schemas.microsoft.com/office/drawing/2014/chartex" xmlns:cx1="http://schemas.microsoft.com/office/drawing/2015/9/8/chartex" xmlns:cx2="http://schemas.microsoft.com/office/drawing/2015/10/21/chartex" xmlns:cx3="http://schemas.microsoft.com/office/drawing/2016/5/9/chartex" xmlns:cx4="http://schemas.microsoft.com/office/drawing/2016/5/10/chartex" xmlns:cx5="http://schemas.microsoft.com/office/drawing/2016/5/11/chartex" xmlns:cx6="http://schemas.microsoft.com/office/drawing/2016/5/12/chartex" xmlns:cx7="http://schemas.microsoft.com/office/drawing/2016/5/13/chartex" xmlns:cx8="http://schemas.microsoft.com/office/drawing/2016/5/14/chartex" xmlns:mc="http://schemas.openxmlformats.org/markup-compatibility/2006" xmlns:aink="http://schemas.microsoft.com/office/drawing/2016/ink" xmlns:am3d="http://schemas.microsoft.com/office/drawing/2017/model3d" xmlns:o="urn:schemas-microsoft-com:office:office" xmlns:oel="http://schemas.microsoft.com/office/2019/extlst" xmlns:r="http://schemas.openxmlformats.org/officeDocument/2006/relationships" xmlns:m="http://schemas.openxmlformats.org/officeDocument/2006/math" xmlns:v="urn:schemas-microsoft-com:vml" xmlns:wp14="http://schemas.microsoft.com/office/word/2010/wordprocessingDrawing" xmlns:wp="http://schemas.openxmlformats.org/drawingml/2006/wordprocessingDrawing" xmlns:w10="urn:schemas-microsoft-com:office:word" xmlns:w="http://schemas.openxmlformats.org/wordprocessingml/2006/main" xmlns:w14="http://schemas.microsoft.com/office/word/2010/wordml" xmlns:w15="http://schemas.microsoft.com/office/word/2012/wordml" xmlns:w16cex="http://schemas.microsoft.com/office/word/2018/wordml/cex" xmlns:w16cid="http://schemas.microsoft.com/office/word/2016/wordml/cid" xmlns:w16="http://schemas.microsoft.com/office/word/2018/wordml" xmlns:w16du="http://schemas.microsoft.com/office/word/2023/wordml/word16du" xmlns:w16sdtdh="http://schemas.microsoft.com/office/word/2020/wordml/sdtdatahash" xmlns:w16sdtfl="http://schemas.microsoft.com/office/word/2024/wordml/sdtformatlock" xmlns:w16se="http://schemas.microsoft.com/office/word/2015/wordml/symex" xmlns:wpg="http://schemas.microsoft.com/office/word/2010/wordprocessingGroup" xmlns:wpi="http://schemas.microsoft.com/office/word/2010/wordprocessingInk" xmlns:wne="http://schemas.microsoft.com/office/word/2006/wordml" xmlns:wps="http://schemas.microsoft.com/office/word/2010/wordprocessingShape" mc:Ignorable="w14 w15 w16se w16cid w16 w16cex w16sdtdh w16sdtfl w16du wp14">
   <w:body>
     <w:p>
       <w:r>
@@ -112,7 +112,7 @@
         <w:pStyle w:val="ListBullet"/>
       </w:pPr>
       <w:r>
-        <w:t>Om ett ombud (tex Norra skog eller Mellanskog) avverkningsanmäler en skog med naturvärden motsvarande nyckelbiotops kvalité men markägaren inte är FSC certifierad, bör du skicka in ett FSC kontrollerat virke klagomål. Då ska klagomålet skickas till ombudsföretaget.</w:t>
+        <w:t>Om ett ombud (tex Norra skog eller Mellanskog) avverkningsanmäler en skog med naturvärden motsvarande nyckelbiotops kvalitet men markägaren inte är FSC certifierad, bör du skicka in ett FSC kontrollerat virke klagomål. Då ska klagomålet skickas till ombudsföretaget.</w:t>
       </w:r>
     </w:p>
     <w:p>
@@ -168,35 +168,7 @@
     </w:p>
     <w:p>
       <w:r>
-        <w:t>Detta dokument behandlar höga naturvärden i avverkningsanmälan Herrbergsliden norr i Bjurholms kommun. Denna avverkningsanmälan inkom 2025-08-02 och omfattar 72,6 ha.</w:t>
-      </w:r>
-    </w:p>
-    <w:p>
-      <w:r>
-        <w:t>Nedan presenteras fynd av naturvårdsarter och fridlysta arter som gjorts i det avverkningsanmälda området, samt relevanta utdrag ur standarderna för FSC, Chain of Custody, Controlled Wood och PEFC. I BILAGA 1 finns artfakta om fridlysta och rödlistade arter.</w:t>
-      </w:r>
-    </w:p>
-    <w:p>
-      <w:r>
-        <w:t>Vi förväntar oss att ni återkommer med ett skriftligt svar på vårt klagomål och även beskriver vilka korrigerande åtgärder ni satt in för att rätta till identifierade brister i er efterlevnad av den svenska FSC standarden.</w:t>
-      </w:r>
-    </w:p>
-    <w:p>
-      <w:pPr>
-        <w:pStyle w:val="Heading1"/>
-      </w:pPr>
-      <w:r>
-        <w:t>Naturvårdsarter</w:t>
-      </w:r>
-    </w:p>
-    <w:p>
-      <w:r>
-        <w:t>I avverkningsanmälan har följande 24 naturvårdsarter hittats: blackticka (VU), doftticka (VU, §8), knärot (VU, §8), lappticka (VU), rynkskinn (VU), ulltickeporing (VU), garnlav (NT), granticka (NT), gränsticka (NT), harticka (NT), lunglav (NT), rosenticka (NT), småflikig brosklav (NT), tretåig hackspett (NT, §4), ullticka (NT), violettgrå tagellav (NT), bårdlav (S), grönpyrola (S), korallblylav (S), skinnlav (S), spindelblomster (S, §8), stor aspticka (S), stuplav (S) och vedticka (S). Av dessa är 16 rödlistade. För rödlistade arter har rödlistekategorin angivits inom parentes. Arter som är signalarter enligt Skogsstyrelsen har markerats med (S). För fridlysta arter anges även paragrafen i Artskyddsförordningen som arten är fridlyst enligt.</w:t>
-      </w:r>
-    </w:p>
-    <w:p>
-      <w:r>
-        <w:t>De påträffade naturvårdsarterna är ett tydligt kvitto på att detta rör sig om en skog med höga naturvärden. I Figur 1 visas en karta över det avverkningsanmälda området, där samtliga fyndplatser för naturvårdsarter som finns registrerade på Artportalen har markerats.</w:t>
+        <w:t>Detta klagomål behandlar höga naturvärden i avverkningsanmälan Herrbergsliden norr i Bjurholms kommun som inkom 2026-07-12 och omfattar 72,6 ha.</w:t>
       </w:r>
     </w:p>
     <w:p>
@@ -206,7 +178,7 @@
       <w:r>
         <w:drawing>
           <wp:inline xmlns:a="http://schemas.openxmlformats.org/drawingml/2006/main" xmlns:pic="http://schemas.openxmlformats.org/drawingml/2006/picture">
-            <wp:extent cx="5486400" cy="5435458"/>
+            <wp:extent cx="5486400" cy="5227709"/>
             <wp:docPr id="1" name="Picture 1"/>
             <wp:cNvGraphicFramePr>
               <a:graphicFrameLocks noChangeAspect="1"/>
@@ -227,7 +199,7 @@
                   <pic:spPr>
                     <a:xfrm>
                       <a:off x="0" y="0"/>
-                      <a:ext cx="5486400" cy="5435458"/>
+                      <a:ext cx="5486400" cy="5227709"/>
                     </a:xfrm>
                     <a:prstGeom prst="rect"/>
                   </pic:spPr>
@@ -241,265 +213,25 @@
     <w:p>
       <w:pPr>
         <w:pStyle w:val="Caption"/>
+        <w:spacing w:after="240"/>
       </w:pPr>
       <w:r>
-        <w:t>Figur 1. Fyndplatser för naturvårdsarter i det avverkningsanmälda området (röd linje). Markörer utan svart kant är placerade på fyndplatsen. Markörer med svart kant är placerade vid sidan av fyndplatsen och har ett svart streck som visar fyndplatsens exakta position. Kartans mittpunktskoordinat är N 7074704, E 686883 i SWEREF 99 TM.</w:t>
+        <w:t>Figur 1. Fyndplatser för naturvårdsarter i avverkningsanmälan. Markörer utan svart kant är placerade på fyndplatsen. Markörer med svart kant är placerade vid sidan av fyndplatsen har ett svart streck som visar fyndplatsens exakta position. Kartans mittpunktskoordinat är N 7074704, E 686883 i SWEREF 99 TM.</w:t>
       </w:r>
     </w:p>
     <w:p>
       <w:r>
-        <w:rPr>
-          <w:b/>
-        </w:rPr>
-        <w:t>Blackticka (VU)</w:t>
-      </w:r>
-      <w:r>
-        <w:t>, rödlistad som sårbar, är en exklusiv svamp som signalerar fuktiga granskogar med mycket höga naturvärden. Den har klassificerats som en “urskogsindikator” och påträffas nästan enbart i urskogsartade barrnaturskogar med långvarig kontinuitet av grova lågor i olika nedbrytningsstadier. Skogsskötselåtgärder på eller i omedelbar närhet av lokalerna utgör ett hot och på lång sikt innebär fragmenteringen av skogslandskapet att artens förekomster isoleras vilket i sig utgör ett hot mot artens överlevnad. Fler skogar med blackticka måste skyddas (Nitare &amp; Skogsstyrelsen, 2019; SLU Artdatabanken, 2024).</w:t>
+        <w:t>I avverkningsanmälan finns fynd av 23 naturvårdsarter, varav 15 är rödlistade, 4 är fridlysta, 21 är typiska (T) och 8 är signalarter (S): blackticka (VU), doftticka (VU, T, §8), garnlav (VU, T), gränsticka (VU, T), knärot (VU, T, §8), lappticka (VU, T), ulltickeporing (VU), harticka (NT, T), lunglav (NT, T), rosenticka (NT, T), rynkskinn (NT, T), småflikig brosklav (NT, T), tretåig hackspett (NT, T, §4), ullticka (NT, T), violettgrå tagellav (NT, T), bårdlav (S, T), grönpyrola (S, T), korallblylav (S, T), skinnlav (S, T), spindelblomster (S, T, §8), stor aspticka (S, T), stuplav (S, T) och vedticka (S, T). Se Figur 1.</w:t>
       </w:r>
     </w:p>
     <w:p>
       <w:r>
-        <w:rPr>
-          <w:b/>
-        </w:rPr>
-        <w:t>Garnlav (NT)</w:t>
-      </w:r>
-      <w:r>
-        <w:t xml:space="preserve"> är en utpräglad barrskogsart som ibland kan drapera träden i norrländska grannaturskogar med hög luftfuktighet. Den förekommer även i talldominerade bestånd där den, förutom i trädens grenverk, påträffas hängande över ojämnheter i tallbarken. Arten har minskat starkt i södra och mellersta Sverige och den minskar även i sitt nordliga utbredningsområde. Orsaken till tillbakagången beror främst på slutavverkningar av naturskogsartade skogar. Bestånd med riklig förekomst bör regelmässigt sparas. Garnlav är värdväxt för den mycket sällsynta och akut hotade fjärilen barrskogslavfly (CR) som hör hemma i boreala barrskogar med riklig förekomst av värdväxten. Tidigare kunde arten konstateras årligen på flera platser vid Dala-Floda i Dalarna innan lokalerna kalavverkades. Senaste fyndet i landet av barrskogslavfly är från år 2000 då den påträffades vid Högberget i Sollefteå kommun (SLU Artdatabanken, 2024).</w:t>
+        <w:t>Nedan presenteras relevanta utdrag ur standarderna för FSC, Chain of Custody, Controlled Wood och PEFC.</w:t>
       </w:r>
     </w:p>
     <w:p>
       <w:r>
-        <w:rPr>
-          <w:b/>
-        </w:rPr>
-        <w:t>Granticka (NT)</w:t>
-      </w:r>
-      <w:r>
-        <w:t xml:space="preserve"> förekommer främst i äldre skogar med naturskogskaraktär, liksom i dimensionsavverkade och plockhuggna skogar. I äldre grannaturskog i norra Sverige är den alltjämt en förhållandevis vanlig karaktärsart, medan den längre söderut blir allt mer sällsynt. I Götaland och delar av Svealand är den en god signalart för skyddsvärda granskogsmiljöer. Arten bedöms ha minskat starkt under senare år på grund av skogsavverkningar, då den framför allt växer i äldre granskog med långvarig grankontinuitet. I urskogsliknande bestånd i norra Sverige kan ibland påträffas den mycket sällsynta tickan grantickeporing (VU), som lever på döda grantickor (SLU Artdatabanken, 2024; Nitare &amp; Skogsstyrelsen, 2019).</w:t>
-      </w:r>
-    </w:p>
-    <w:p>
-      <w:r>
-        <w:rPr>
-          <w:b/>
-        </w:rPr>
-        <w:t>Gränsticka (NT)</w:t>
-      </w:r>
-      <w:r>
-        <w:t xml:space="preserve"> är en mycket bra signalart inom hela sitt utbredningsområde. Den är huvudsakligen knuten till restbestånd av barrnaturskog och förekommer med ett tydligt optimum i orörda eller måttligt påverkade gamla granskogar där det föreligger långvarig kontinuitet av grov död ved. Lokaler som hyser arten, speciellt i mellersta och södra Sverige, bör undantas från skogsbruk (SLU Artdatabanken, 2024; Nitare &amp; Skogsstyrelsen, 2019).</w:t>
-      </w:r>
-    </w:p>
-    <w:p>
-      <w:r>
-        <w:rPr>
-          <w:b/>
-        </w:rPr>
-        <w:t xml:space="preserve">Grönpyrola </w:t>
-      </w:r>
-      <w:r>
-        <w:t>växer främst på sandig, torr eller frisk mark i äldre barrskog, ofta på isälvsmaterial såsom sand och grus. Den påträffas främst i äldre naturligt uppkomna barrskogar, exempelvis på tallmoar, i åssluttningar, dyner och rasbranter. Arten är känslig för skogsbruksmetoder såsom slutavverkning och markberedning (Nitare &amp; Skogsstyrelsen, 2019).</w:t>
-      </w:r>
-    </w:p>
-    <w:p>
-      <w:r>
-        <w:rPr>
-          <w:b/>
-        </w:rPr>
-        <w:t>Harticka (NT)</w:t>
-      </w:r>
-      <w:r>
-        <w:t xml:space="preserve"> är normalt en mycket bra signalart för granskogar med höga naturvärden. Även när svampen påträffas i mer påverkade skogar är det nästan alltid fråga om skogsmiljöer i sena successionsstadier med höga naturvärden. Skogsskötselåtgärder på eller i omedelbar närhet av växtplatserna kan innebära ett hot mot arten (SLU Artdatabanken, 2024; Nitare &amp; Skogsstyrelsen, 2019).</w:t>
-      </w:r>
-    </w:p>
-    <w:p>
-      <w:r>
-        <w:rPr>
-          <w:b/>
-        </w:rPr>
-        <w:t>Korallblylav</w:t>
-      </w:r>
-      <w:r>
-        <w:t xml:space="preserve"> växer på bark av asp, ask, rönn, sälg, bok och lönn och signalerar överallt skogsbestånd med höga naturvärden och den följs nästan alltid av andra ovanliga och rödlistade arter. Den indikerar hög och jämn luftfuktighet och växer främst i områden med lång skoglig kontinuitet där det funnits ett ständigt inslag av gamla lövträd (SLU Artdatabanken, 2024; Nitare &amp; Skogsstyrelsen, 2019).</w:t>
-      </w:r>
-    </w:p>
-    <w:p>
-      <w:r>
-        <w:rPr>
-          <w:b/>
-        </w:rPr>
-        <w:t>Lappticka (VU)</w:t>
-      </w:r>
-      <w:r>
-        <w:t>, rödlistad som sårbar, är knuten till gamla granskogar med riklig förekomst av död ved. Den klassas som en “urskogsindikator” och alla skogsskötselåtgärder på eller i omedelbar närhet av lokalerna utgör ett hot (Nitare &amp; Skogsstyrelsen, 2019; SLU Artdatabanken, 2024).</w:t>
-      </w:r>
-    </w:p>
-    <w:p>
-      <w:r>
-        <w:rPr>
-          <w:b/>
-        </w:rPr>
-        <w:t>Lunglav (NT)</w:t>
-      </w:r>
-      <w:r>
-        <w:t xml:space="preserve"> är en av vårt lands främsta signalarter som överallt indikerar gamla lövträd, skogsbestånd med höga naturvärden och ekosystem med lång skoglig kontinuitet. Lokalt kan förekomsten vara mycket riklig men den hittas nästan enbart i gamla och ej slutavverkade skogar. Artens samtliga förekomster bör uppmärksammas från naturvårdssynpunkt, då många lokaler även hyser andra ovanliga och rödlistade arter. Rikliga förekomster bör skyddas med biotopskydd, frivilliga avsättningar eller reservat. Det finns ett antal sällsynta lavparasiter som växer på lunglav: lunglavsknapp (VU), skrovelmössing (DD), lunglavshårprick (DD), </w:t>
-      </w:r>
-      <w:r>
-        <w:rPr>
-          <w:i/>
-        </w:rPr>
-        <w:t>Calycina alstrupii</w:t>
-      </w:r>
-      <w:r>
-        <w:t xml:space="preserve"> (NA) och </w:t>
-      </w:r>
-      <w:r>
-        <w:rPr>
-          <w:i/>
-        </w:rPr>
-        <w:t>Chalara lobariae</w:t>
-      </w:r>
-      <w:r>
-        <w:t xml:space="preserve"> (NA) (SLU Artdatabanken, 2025; SLU Artdatabanken, 2024; Nitare &amp; Skogsstyrelsen, 2019).</w:t>
-      </w:r>
-    </w:p>
-    <w:p>
-      <w:r>
-        <w:rPr>
-          <w:b/>
-        </w:rPr>
-        <w:t>Rosenticka (NT)</w:t>
-      </w:r>
-      <w:r>
-        <w:t>, rödlistad som nära hotad, ingår i en karaktäristisk association av vedsvampar som växer på gamla, grova granlågor i urskogsartade barrskogar. Den är placerad i toppen av Skogsstyrelsens värdepyramid för bedömning av skog med höga naturvärden och indikerar ett granskogsekosystem med långvarig kontinuitet av grova lågor. Artens beroende av grova granlågor innebär att alla skogsskötselåtgärder på eller i omedelbar närhet av lokalerna utgör ett hot på lång sikt. Det är angeläget att populationerna inte ytterligare glesas ut och ett tillräckligt antal områden där arten nu finns måste sparas för framtiden (Nitare &amp; Skogsstyrelsen, 2019; SLU Artdatabanken, 2024).</w:t>
-      </w:r>
-    </w:p>
-    <w:p>
-      <w:r>
-        <w:rPr>
-          <w:b/>
-        </w:rPr>
-        <w:t>Rynkskinn (VU)</w:t>
-      </w:r>
-      <w:r>
-        <w:t>, rödlistad som sårbar, är en vednedbrytare som växer på grova granlågor och ingår i en karaktäristisk association av vedsvampar knutna till urskogsartade barrskogar. Den har klassificerats som en “urskogsindikator” och är placerad i toppen av Skogsstyrelsens värdepyramid för bedömning av skog med höga naturvärden. Allt tyder på att rynkskinn är mycket känslig för skogliga ingrepp (Nitare &amp; Skogsstyrelsen, 2019; SLU Artdatabanken, 2024).</w:t>
-      </w:r>
-    </w:p>
-    <w:p>
-      <w:r>
-        <w:rPr>
-          <w:b/>
-        </w:rPr>
-        <w:t xml:space="preserve">Skinnlav </w:t>
-      </w:r>
-      <w:r>
-        <w:t>förekommer på diverse lövträd, främst på gammal asp och sälg. Den påträffas främst i områden med lång kontinuitet av grova lövträd och signalerar skogsmark med höga naturvärden. På lokalerna förekommer som regel ett flertal andra ovanliga eller rödlistade lavar. I likhet med gelélavarna, etablerar sig skinnlaven i skogsmark på grova aspar i sena lövsuccessioner (Nitare &amp; Skogsstyrelsen, 2019).</w:t>
-      </w:r>
-    </w:p>
-    <w:p>
-      <w:r>
-        <w:rPr>
-          <w:b/>
-        </w:rPr>
-        <w:t xml:space="preserve">Småflikig brosklav (NT) </w:t>
-      </w:r>
-      <w:r>
-        <w:t>signalerar i hela sitt utbredningsområde skogsbestånd med höga naturvärden. Den indikerar hög luftfuktighet och långvarig förekomst av asp (Nitare &amp; Skogsstyrelsen, 2019).</w:t>
-      </w:r>
-    </w:p>
-    <w:p>
-      <w:r>
-        <w:rPr>
-          <w:b/>
-        </w:rPr>
-        <w:t>Stor aspticka</w:t>
-      </w:r>
-      <w:r>
-        <w:t xml:space="preserve"> är knuten till gamla levande aspar och orsakar karaktäristiska inbuktningar i stammen (så kallad nekroser). Slutavverknings- och gallringsåtgärder i löv- och blandskogsbestånd som innebär att tillgången på grov asp minskar är ett hot mot arten. Det är viktigt att äldre aspar och aspbestånd sparas och för att gynna arten på sikt bör aspinslagen i t.ex. bergbranter, raviner, skogsbryn och kring äldre odlingsmarker generellt sparas i större utsträckning än vad som görs idag (SLU Artdatabanken, 2024; Nitare &amp; Skogsstyrelsen, 2019).</w:t>
-      </w:r>
-    </w:p>
-    <w:p>
-      <w:r>
-        <w:rPr>
-          <w:b/>
-        </w:rPr>
-        <w:t>Stuplav</w:t>
-      </w:r>
-      <w:r>
-        <w:t xml:space="preserve"> är en mycket bra signalart i hela sitt utbredningsområde och förekommer nästan enbart i skogsmiljöer med höga naturvärden. Den indikerar långvarig förekomst av gamla lövträd och miljöer med konstant hög luftfuktighet. I skogar med suboceaniskt klimat finns det en mycket sällsynt parasit, njurlavsknapp </w:t>
-      </w:r>
-      <w:r>
-        <w:rPr>
-          <w:i/>
-        </w:rPr>
-        <w:t>Pletocarpon nephromeum</w:t>
-      </w:r>
-      <w:r>
-        <w:t xml:space="preserve"> (EN), som växer på stuplav (SLU Artdatabanken, 2024; Nitare &amp; Skogsstyrelsen, 2019).</w:t>
-      </w:r>
-    </w:p>
-    <w:p>
-      <w:r>
-        <w:rPr>
-          <w:b/>
-        </w:rPr>
-        <w:t>Ullticka (NT)</w:t>
-      </w:r>
-      <w:r>
-        <w:t xml:space="preserve"> är knuten till restbestånd av barrnaturskog och förekommer med ett tydligt optimum i orörda eller måttligt påverkade gamla granskogar där det föreligger viss kontinuitet av grov död ved. Ullticka är en bra signalart inom hela sitt utbredningsområde och i södra Sverige är den sällsynt och en god signalart för skyddsvärda granskogsmiljöer. Den hotas av avverkning och fragmentering av naturskog och äldre granskog med lång trädkontinuitet. På ullticka kan ibland ulltickeporing (VU) påträffas - det är en sällsynt ticka som nyligen delats upp i tre olika arter: </w:t>
-      </w:r>
-      <w:r>
-        <w:rPr>
-          <w:i/>
-        </w:rPr>
-        <w:t xml:space="preserve">Skeletocutis brevispora </w:t>
-      </w:r>
-      <w:r>
-        <w:t>(ulltickeporing)</w:t>
-      </w:r>
-      <w:r>
-        <w:rPr>
-          <w:i/>
-        </w:rPr>
-        <w:t>, Skeletocutis delicata och Skeletocutis exilis</w:t>
-      </w:r>
-      <w:r>
-        <w:t>. De två sistnämnda arterna står för närvarande (2020) som ej bedömda i rödlistan (SLU Artdatabanken, 2024; Nitare &amp; Skogsstyrelsen, 2019; Miettinen &amp; Niemelä, 2018).</w:t>
-      </w:r>
-    </w:p>
-    <w:p>
-      <w:r>
-        <w:rPr>
-          <w:b/>
-        </w:rPr>
-        <w:t xml:space="preserve">Ulltickeporing </w:t>
-      </w:r>
-      <w:r>
-        <w:rPr>
-          <w:b/>
-          <w:i/>
-        </w:rPr>
-        <w:t>Skeletocutis brevispora</w:t>
-      </w:r>
-      <w:r>
-        <w:rPr>
-          <w:b/>
-        </w:rPr>
-        <w:t xml:space="preserve"> (VU)</w:t>
-      </w:r>
-      <w:r>
-        <w:t>, rödlistad som sårbar, växer på ullticka (NT) i naturskogsartade granskogar. Avverkning av naturskogslika miljöer och av grova granar där ulltickeporing förekommer är ett direkt hot mot artens fortlevnad. Alla skogliga åtgärder som innebär att lågor och döda eller skadade träd tas bort missgynnar arten. På sikt är minskad tillgång till lämpligt substrat och krympande areal av naturskog ett hot, framförallt råder brist på grov ved som lågor i sena nedbrytningsstadier. Ytterligare fragmentering av skogslandskapet minskar artens möjligheter till spridning. Gamla granskogar som hyser arten undantas helt från skogsbruk (SLU Artdatabanken, 2024).</w:t>
-      </w:r>
-    </w:p>
-    <w:p>
-      <w:r>
-        <w:rPr>
-          <w:b/>
-        </w:rPr>
-        <w:t>Violettgrå tagellav (NT)</w:t>
-      </w:r>
-      <w:r>
-        <w:t xml:space="preserve"> växer nästan uteslutande i gamla olikåldriga barrnaturskogar med lång skoglig kontinuitet och är en utmärkt signal på skog med höga naturvärden. Slutavverkning av tidigare aldrig slutavverkad skog (kontinuitetsskog) är det största hotet. Biotopen nyskapas i begränsad omfattning och barrskog äldre än 160 år, där den violettgrå tagellaven huvudsakligen påträffas har minskat med 50% de senaste 50 åren. Lågproduktiv skogsmark där laven förekommer bör undantas från skogsbruk och rika förekomster i äldre granskog bör skyddas. Arten är känslig för uttorkning och det är väsentligt att tillräckligt stora bestånd avsätts (SLU Artdatabanken, 2024; Nitare &amp; Skogsstyrelsen, 2019).</w:t>
+        <w:t>Vi förväntar oss att ni återkommer med ett skriftligt svar på vårt klagomål och även beskriver vilka korrigerande åtgärder ni satt in för att rätta till identifierade brister i er efterlevnad av den svenska FSC standarden.</w:t>
       </w:r>
     </w:p>
     <w:p>
@@ -507,26 +239,23 @@
         <w:pStyle w:val="Heading1"/>
       </w:pPr>
       <w:r>
-        <w:t>Fridlysta arter</w:t>
+        <w:t>Naturvårdsarter och fridlysta arter</w:t>
       </w:r>
     </w:p>
     <w:p>
       <w:r>
-        <w:t>Följande fridlysta arter har sina livsmiljöer och växtplatser i den avverkningsanmälda skogen: doftticka (VU, §8), knärot (VU, §8), tretåig hackspett (NT, §4) och spindelblomster (S, §8).</w:t>
+        <w:t>Nedan följer beskrivningar av de naturvårdsarter och fridlysta arter som har sina livsmiljöer och växtplatser i den avverkningsanmälda skogen. Se även ytterligare artfakta i BILAGA 1. De påträffade naturvårdsarterna är ett tydligt kvitto på att det rör sig om en skog med höga naturvärden.</w:t>
       </w:r>
     </w:p>
     <w:p>
       <w:r>
-        <w:t xml:space="preserve">Observera att medlemsländerna är skyldiga att agera i enlighet med EU:s fågeldirektiv där det uttryckligen står att direktivet gäller för fåglar samt för deras ägg, bon och </w:t>
-      </w:r>
-      <w:r>
         <w:rPr>
           <w:b/>
         </w:rPr>
-        <w:t xml:space="preserve">livsmiljöer </w:t>
-      </w:r>
-      <w:r>
-        <w:t>(artikel 1). Vidare att de åtgärder som vidtas inte får leda till en försämring av den nuvarande situationen beträffande bevarandet av de fågelarter som avses i artikel 1 (artikel 13). Fågeldirektivet är styrande för tillsynsansvariga myndigheters ärendehantering, ställningstaganden och beslutsfattande.</w:t>
+        <w:t>Blackticka (VU)</w:t>
+      </w:r>
+      <w:r>
+        <w:t>, rödlistad som sårbar, är en exklusiv svamp som signalerar fuktiga granskogar med mycket höga naturvärden. Den har klassificerats som en “urskogsindikator” och påträffas nästan enbart i urskogsartade barrnaturskogar med långvarig kontinuitet av grova lågor i olika nedbrytningsstadier. Skogsskötselåtgärder på eller i omedelbar närhet av lokalerna utgör ett hot och på lång sikt innebär fragmenteringen av skogslandskapet att artens förekomster isoleras vilket i sig utgör ett hot mot artens överlevnad. Fler skogar med blackticka måste skyddas (Nitare &amp; Skogsstyrelsen, 2019; SLU Artdatabanken, 2024).</w:t>
       </w:r>
     </w:p>
     <w:p>
@@ -537,7 +266,25 @@
         <w:t>Doftticka (VU, §8)</w:t>
       </w:r>
       <w:r>
-        <w:t xml:space="preserve"> är rödlistad som sårbar (VU) och fridlyst enligt 8§ artskyddsförordningen. Den är även globalt rödlistad som Nära hotad (NT) vilket innebär att Sverige har ett internationellt ansvar för arten. Doftticka är beroende av hög och jämn luftfuktighet i gamla, ostörda skogsmiljöer och är känslig för snabba förändringar av ljus-/vindförhållanden eller uttorkning. Dofttickan är placerad i toppen av Skogsstyrelsens värdepyramid för bedömning av skog med höga naturvärden och signalerar alltid gamla sälgar och skogsområden med höga naturvärden. Avverkning av värdträd (främst sälg) utgör det största hotet och när gamla och olikåldriga skogar med sälg avverkas försvinner oftast sälgen. Dofttickan har minskat med ca 30 % under de senaste 30 åren (IUCN Redlist, 2024; Nitare &amp; Skogsstyrelsen, 2019; SLU Artdatabanken, 2024).</w:t>
+        <w:t xml:space="preserve"> är rödlistad som sårbar (VU) och fridlyst enligt 8§ artskyddsförordningen. Den är även globalt rödlistad som Nära hotad (NT) vilket innebär att Sverige har ett internationellt ansvar för arten. Doftticka är beroende av hög och jämn luftfuktighet i gamla, ostörda skogsmiljöer och är känslig för snabba förändringar av ljus-/vindförhållanden eller uttorkning. Dofttickan är placerad i toppen av Skogsstyrelsens värdepyramid för bedömning av skog med höga naturvärden och signalerar alltid gamla sälgar och skogsområden med höga naturvärden. Avverkning av värdträd (främst sälg) utgör det största hotet och när gamla och olikåldriga skogar med sälg avverkas försvinner oftast sälgen. Dofttickan har minskat med ca 30 % under de senaste 30 åren och är typisk art för </w:t>
+      </w:r>
+      <w:r>
+        <w:rPr>
+          <w:i/>
+        </w:rPr>
+        <w:t>9010 Taiga</w:t>
+      </w:r>
+      <w:r>
+        <w:t xml:space="preserve"> och</w:t>
+      </w:r>
+      <w:r>
+        <w:rPr>
+          <w:i/>
+        </w:rPr>
+        <w:t xml:space="preserve"> 9050 Näringsrik granskog </w:t>
+      </w:r>
+      <w:r>
+        <w:t>(IUCN Redlist, 2024; Nitare &amp; Skogsstyrelsen, 2019; SLU Artdatabanken, 2024).</w:t>
       </w:r>
     </w:p>
     <w:p>
@@ -545,10 +292,95 @@
         <w:rPr>
           <w:b/>
         </w:rPr>
+        <w:t>Garnlav (VU)</w:t>
+      </w:r>
+      <w:r>
+        <w:t xml:space="preserve"> är en utpräglad barrskogsart som ibland kan drapera träden i norrländska grannaturskogar med hög luftfuktighet. Den förekommer även i talldominerade bestånd där den, förutom i trädens grenverk, påträffas hängande över ojämnheter i tallbarken. Arten har minskat starkt i södra och mellersta Sverige och den minskar även i sitt nordliga utbredningsområde. Minskningstakten uppgår till 30 (20–50) % inom 50 år och överstiger gränsvärdet för Sårbar (VU). Orsaken till tillbakagången beror främst på slutavverkningar av naturskogsartade skogar. Bestånd med riklig förekomst bör regelmässigt sparas, vilket även gynnar flera andra sällsynta och rödlistade arter. Garnlav är värdväxt för den mycket sällsynta och akut hotade fjärilen barrskogslavfly (CR) som hör hemma i boreala barrskogar med riklig förekomst av värdväxten. Tidigare kunde arten konstateras årligen på flera platser vid Dala-Floda i Dalarna innan lokalerna kalavverkades. Senaste fyndet i landet av barrskogslavfly är från år 2000 då den påträffades vid Högberget i Sollefteå kommun. Garnlav är typisk art för </w:t>
+      </w:r>
+      <w:r>
+        <w:rPr>
+          <w:i/>
+        </w:rPr>
+        <w:t xml:space="preserve">9010 Taiga </w:t>
+      </w:r>
+      <w:r>
+        <w:t>och</w:t>
+      </w:r>
+      <w:r>
+        <w:rPr>
+          <w:i/>
+        </w:rPr>
+        <w:t xml:space="preserve"> 9070 Trädklädd betesmark</w:t>
+      </w:r>
+      <w:r>
+        <w:t xml:space="preserve"> (SLU Artdatabanken, 2026).</w:t>
+      </w:r>
+    </w:p>
+    <w:p>
+      <w:r>
+        <w:rPr>
+          <w:b/>
+        </w:rPr>
+        <w:t>Gränsticka (VU)</w:t>
+      </w:r>
+      <w:r>
+        <w:t xml:space="preserve"> är en mycket bra signalart inom hela sitt utbredningsområde. Den är huvudsakligen knuten till restbestånd av barrnaturskog och förekommer med ett tydligt optimum i orörda eller måttligt påverkade gamla granskogar där det föreligger långvarig kontinuitet av grov död ved. Den totala populationen bedöms ha minskat och fortsätter att minska i takt med att grankontinuitetsskogar (äldre tidigare icke kalavverkade skogar) minskar i areal. Minskningstakten överstiger gränsvärdet för sårbar (VU). Lokaler som hyser arten bör undantas från skogsbruk, speciellt i mellersta och södra Sverige. Gränsticka är typisk art för </w:t>
+      </w:r>
+      <w:r>
+        <w:rPr>
+          <w:i/>
+        </w:rPr>
+        <w:t>9010 Taiga</w:t>
+      </w:r>
+      <w:r>
+        <w:t xml:space="preserve"> (SLU Artdatabanken, 2026; Nitare &amp; Skogsstyrelsen, 2019).</w:t>
+      </w:r>
+    </w:p>
+    <w:p>
+      <w:r>
+        <w:rPr>
+          <w:b/>
+        </w:rPr>
         <w:t>Knärot (VU, §8)</w:t>
       </w:r>
       <w:r>
-        <w:t xml:space="preserve"> är rödlistad som sårbar och fridlyst enligt 8§ artskyddsförordningen. En nyligen genomförd analys av 79 floraväktarlokaler indikerar att det behövs någonstans mellan 100 och 150 meters skyddszon för att en knärotspopulation inte ska dö ut på lång sikt (Sebestyén &amp; Sundberg, 2025). Detta ligger väl i linje med tidigare genomförda studier som visar att det krävs väl tilltagna buffertzoner för att knäroten inte ska ta skada av skogsbruksåtgärder i intilliggande skog (Johnson, 2014; Koelmeijer m.fl., 2022; Skogsstyrelsen, 2022). Arten är även känslig för gallring vilket framgår av Skogsstyrelsens egen vägledning för hänsyn till knärot (Skogsstyrelsen, 2022). För rika förekomster av knärot är reservatsbildning eller biotopskydd lämpliga åtgärder för att skydda den (SLU Artdatabanken, 2024).</w:t>
+        <w:t xml:space="preserve"> är typisk art för </w:t>
+      </w:r>
+      <w:r>
+        <w:rPr>
+          <w:i/>
+        </w:rPr>
+        <w:t xml:space="preserve">9010 Taiga </w:t>
+      </w:r>
+      <w:r>
+        <w:t>och</w:t>
+      </w:r>
+      <w:r>
+        <w:rPr>
+          <w:i/>
+        </w:rPr>
+        <w:t xml:space="preserve"> 9050 Näringsrik granskog</w:t>
+      </w:r>
+      <w:r>
+        <w:t xml:space="preserve">, rödlistad som sårbar och fridlyst enligt 8§ artskyddsförordningen. En nyligen genomförd analys av 79 floraväktarlokaler indikerar att det behövs någonstans mellan 100 och 150 meters skyddszon för att en knärotspopulation inte ska dö ut på lång sikt (Sebestyén &amp; Sundberg, 2025). Detta ligger väl i linje med tidigare genomförda studier som visar att det krävs väl tilltagna buffertzoner för att knäroten inte ska ta skada av skogsbruksåtgärder i intilliggande skog (Johnson, 2014; Koelmeijer m.fl., 2022; Skogsstyrelsen, 2022). Arten är även känslig för gallring vilket framgår av Skogsstyrelsens egen vägledning för hänsyn till knärot (Skogsstyrelsen, 2022). Ytterligare en studie visar på den starka korrelationen mellan minskande arealer kontinuitetsskog och lokal utdöenderisk. Knäroten uppvisade en mycket låg koloniseringsgrad (0,7 % över 10 år) i kombination med hög lokal utrotningsrisk (75,2 %), där utrotningssannolikheten ökade kraftigt när arealen kontinuitetsskog minskade mellan undersökningar, t.ex. på grund av kalhyggesbruk (Johansson et al., 2026). För rika förekomster av knärot är reservatsbildning eller biotopskydd lämpliga åtgärder för att skydda den. På knärot kan den sällsynta rostsvampen </w:t>
+      </w:r>
+      <w:r>
+        <w:rPr>
+          <w:i/>
+        </w:rPr>
+        <w:t>Pucciniastrum goodyerae</w:t>
+      </w:r>
+      <w:r>
+        <w:t xml:space="preserve"> påträffas. </w:t>
+      </w:r>
+      <w:r>
+        <w:rPr>
+          <w:i/>
+        </w:rPr>
+        <w:t>Pucciniastrum goodyerae</w:t>
+      </w:r>
+      <w:r>
+        <w:t xml:space="preserve"> är klassad som NE (ej bedömd) i rödlistan (SLU Artdatabanken, 2024).</w:t>
       </w:r>
     </w:p>
     <w:p>
@@ -563,7 +395,7 @@
       <w:r>
         <w:drawing>
           <wp:inline xmlns:a="http://schemas.openxmlformats.org/drawingml/2006/main" xmlns:pic="http://schemas.openxmlformats.org/drawingml/2006/picture">
-            <wp:extent cx="5486400" cy="6955235"/>
+            <wp:extent cx="5486400" cy="6953582"/>
             <wp:docPr id="2" name="Picture 2"/>
             <wp:cNvGraphicFramePr>
               <a:graphicFrameLocks noChangeAspect="1"/>
@@ -584,7 +416,7 @@
                   <pic:spPr>
                     <a:xfrm>
                       <a:off x="0" y="0"/>
-                      <a:ext cx="5486400" cy="6955235"/>
+                      <a:ext cx="5486400" cy="6953582"/>
                     </a:xfrm>
                     <a:prstGeom prst="rect"/>
                   </pic:spPr>
@@ -598,25 +430,54 @@
     <w:p>
       <w:pPr>
         <w:pStyle w:val="Caption"/>
+        <w:spacing w:after="240"/>
       </w:pPr>
       <w:r>
         <w:t>Figur 2. Fyndplatser och buffertzoner för knärot i det avverkningsanmälda området. Endast fyndplatser vars buffertzoner överlappar med det avverkningsanmälda området har tagits med i visualiseringen. Kartans mittpunktskoordinat är N 7074704, E 686883 i SWEREF 99 TM.</w:t>
       </w:r>
     </w:p>
     <w:p>
-      <w:pPr>
-        <w:pStyle w:val="Caption"/>
-      </w:pPr>
+      <w:r>
+        <w:rPr>
+          <w:b/>
+        </w:rPr>
+        <w:t>Lappticka (VU)</w:t>
+      </w:r>
+      <w:r>
+        <w:t xml:space="preserve">, rödlistad som sårbar, är knuten till gamla granskogar med riklig förekomst av död ved. Den klassas som en “urskogsindikator” och alla skogsskötselåtgärder på eller i omedelbar närhet av lokalerna utgör ett hot. Lappticka är typisk art för </w:t>
+      </w:r>
+      <w:r>
+        <w:rPr>
+          <w:i/>
+        </w:rPr>
+        <w:t>9010 Taiga</w:t>
+      </w:r>
+      <w:r>
+        <w:t xml:space="preserve"> (Nitare &amp; Skogsstyrelsen, 2019; SLU Artdatabanken, 2024).</w:t>
+      </w:r>
     </w:p>
     <w:p>
       <w:r>
         <w:rPr>
           <w:b/>
         </w:rPr>
-        <w:t>Spindelblomster (§8)</w:t>
-      </w:r>
-      <w:r>
-        <w:t xml:space="preserve"> växer i äldre mossrik granskog eller barrblandskog, men även i fjällbjörkskog. Arten indikerar långvarig trädkontinuitet och hög luftfuktighet och är mycket känslig för uttorkning och markskador. Spindelblomster har i många trakter minskat starkt under senare tid på grund av slutavverkningar och skogsmarksdikning (Nitare &amp; Skogsstyrelsen, 2019).</w:t>
+        <w:t xml:space="preserve">Ulltickeporing </w:t>
+      </w:r>
+      <w:r>
+        <w:rPr>
+          <w:b/>
+          <w:i/>
+        </w:rPr>
+        <w:t>Skeletocutis brevispora</w:t>
+      </w:r>
+      <w:r>
+        <w:rPr>
+          <w:b/>
+        </w:rPr>
+        <w:t xml:space="preserve"> (VU)</w:t>
+      </w:r>
+      <w:r>
+        <w:t>, rödlistad som sårbar, växer på ullticka (NT) i naturskogsartade granskogar. Avverkning av naturskogslika miljöer och av grova granar där ulltickeporing förekommer är ett direkt hot mot artens fortlevnad. Alla skogliga åtgärder som innebär att lågor och döda eller skadade träd tas bort missgynnar arten. På sikt är minskad tillgång till lämpligt substrat och krympande areal av naturskog ett hot, framförallt råder brist på grov ved som lågor i sena nedbrytningsstadier. Ytterligare fragmentering av skogslandskapet minskar artens möjligheter till spridning. Gamla granskogar som hyser arten undantas helt från skogsbruk (SLU Artdatabanken, 2024).</w:t>
       </w:r>
     </w:p>
     <w:p>
@@ -624,15 +485,535 @@
         <w:rPr>
           <w:b/>
         </w:rPr>
-        <w:t>Tretåig hackspett (NT, §4)</w:t>
-      </w:r>
-      <w:r>
-        <w:t xml:space="preserve"> är rödlistad som nära hotad och ingår i bilaga 1 i EU:s fågeldirektiv. Tretåig hackspett är för sin överlevnad beroende av kontinuerlig tillförsel av äldre döende och död ved, som sker genom naturliga självgallringsprocesser i äldre grannaturskogar och barrblandade naturskogar. Om en skog genom skogsbruk gallras eller glesas ur så upphör och uteblir i stort sett den naturliga självgallringsprocessen för mycket lång tid framöver vilket omöjliggör upprätthållandet av den kontinuerliga ekologiska funktionen i ett område. Det finns studier som visar att naturskogens självgallringsprocess som den tretåiga hackspetten är beroende av, inte kan ersättas med efterlämnad hänsyn i skogsbruket (Imbeau &amp; Desrochers, 2002). Storleken på häckningsreviret varierar med skogstypen, förekomsten av död ved och graden av fragmentering, men är i allmänhet i storleksordningen 25–100 hektar. Vintertid krävs ofta betydligt större områden och det finns studier som antyder att arten behöver minst 100 hektar äldre skog. I områden med låg bonitet kan det behövas över 200 hektar lämpligt habitat för att ett par ska kunna reproducera sig. Områden med dokumenterad permanent förekomst i naturskogsmiljöer har vanligen så stora naturvärden att skogsbruk är olämpligt (Skogsstyrelsen, 2016).</w:t>
+        <w:t>Harticka (NT)</w:t>
+      </w:r>
+      <w:r>
+        <w:t xml:space="preserve"> är normalt en mycket bra signalart för granskogar med höga naturvärden. Även när svampen påträffas i mer påverkade skogar är det nästan alltid fråga om skogsmiljöer i sena successionsstadier med höga naturvärden. Skogsskötselåtgärder på eller i omedelbar närhet av växtplatserna kan innebära ett hot mot arten. Harticka är typisk art för </w:t>
+      </w:r>
+      <w:r>
+        <w:rPr>
+          <w:i/>
+        </w:rPr>
+        <w:t xml:space="preserve">9010 Taiga, 9050 Näringsrik granskog </w:t>
+      </w:r>
+      <w:r>
+        <w:t xml:space="preserve">och </w:t>
+      </w:r>
+      <w:r>
+        <w:rPr>
+          <w:i/>
+        </w:rPr>
+        <w:t>9030 Landhöjningsskog</w:t>
+      </w:r>
+      <w:r>
+        <w:t xml:space="preserve"> (SLU Artdatabanken, 2024; Nitare &amp; Skogsstyrelsen, 2019).</w:t>
       </w:r>
     </w:p>
     <w:p>
       <w:r>
-        <w:t>I BILAGA 1 finns mer detaljerad information om ekologi samt krav på livsmiljö hos fridlysta arter.</w:t>
+        <w:rPr>
+          <w:b/>
+        </w:rPr>
+        <w:t>Lunglav (NT)</w:t>
+      </w:r>
+      <w:r>
+        <w:t xml:space="preserve"> är en av vårt lands främsta signalarter som överallt indikerar gamla lövträd, skogsbestånd med höga naturvärden och ekosystem med långskoglig kontinuitet. Lokalt kan förekomsten vara mycket riklig men den hittas nästan enbart i gamla och ej slutavverkade skogar. Artens samtliga förekomster bör uppmärksammas från naturvårdssynpunkt, då många lokaler även hyser andra ovanliga och rödlistade arter. Rikliga förekomster bör skyddas med biotopskydd, frivilliga avsättningar eller reservat. På lunglav kan de sällsynta lavparasiterna lunglavshårprick (CR), </w:t>
+      </w:r>
+      <w:r>
+        <w:rPr>
+          <w:i/>
+        </w:rPr>
+        <w:t>Abrothallus diederichii</w:t>
+      </w:r>
+      <w:r>
+        <w:t xml:space="preserve"> (VU), </w:t>
+      </w:r>
+      <w:r>
+        <w:rPr>
+          <w:i/>
+        </w:rPr>
+        <w:t>Abrothallus lobariae</w:t>
+      </w:r>
+      <w:r>
+        <w:t xml:space="preserve"> (VU), </w:t>
+      </w:r>
+      <w:r>
+        <w:rPr>
+          <w:i/>
+        </w:rPr>
+        <w:t>Calycina lobariae</w:t>
+      </w:r>
+      <w:r>
+        <w:t xml:space="preserve"> (VU), lunglavsknapp (VU) och skrovelmössing (VU) påträffas. Lunglav är typisk art för </w:t>
+      </w:r>
+      <w:r>
+        <w:rPr>
+          <w:i/>
+        </w:rPr>
+        <w:t>9010 Taiga, 9020 Nordlig ädellövskog, 9110 Näringsfattig bokskog, 9130 Näringsrik bokskog, 9160 Näringsrik ekskog, 9180 Ädellövskog i branter, 9190 Näringsfattig ekskog, 9070 Trädklädd betesmark, 9040 Fjällbjörkskog</w:t>
+      </w:r>
+      <w:r>
+        <w:t xml:space="preserve"> och</w:t>
+      </w:r>
+      <w:r>
+        <w:rPr>
+          <w:i/>
+        </w:rPr>
+        <w:t xml:space="preserve"> 6530 Lövängar</w:t>
+      </w:r>
+      <w:r>
+        <w:t xml:space="preserve"> (SLU Artdatabanken, 2026; Nitare &amp; Skogsstyrelsen, 2019).</w:t>
+      </w:r>
+    </w:p>
+    <w:p>
+      <w:r>
+        <w:rPr>
+          <w:b/>
+        </w:rPr>
+        <w:t>Rosenticka (NT)</w:t>
+      </w:r>
+      <w:r>
+        <w:t xml:space="preserve">, rödlistad som nära hotad, ingår i en karaktäristisk association av vedsvampar som växer på gamla, grova granlågor i urskogsartade barrskogar. Den är placerad i toppen av Skogsstyrelsens värdepyramid för bedömning av skog med höga naturvärden och indikerar ett granskogsekosystem med långvarig kontinuitet av grova lågor. Artens beroende av grova granlågor innebär att alla skogsskötselåtgärder på eller i omedelbar närhet av lokalerna utgör ett hot på lång sikt. Det är angeläget att populationerna inte ytterligare glesas ut och ett tillräckligt antal områden där arten nu finns måste sparas för framtiden. Rosenticka är typisk art för </w:t>
+      </w:r>
+      <w:r>
+        <w:rPr>
+          <w:i/>
+        </w:rPr>
+        <w:t xml:space="preserve">9010 Taiga </w:t>
+      </w:r>
+      <w:r>
+        <w:t xml:space="preserve">och </w:t>
+      </w:r>
+      <w:r>
+        <w:rPr>
+          <w:i/>
+        </w:rPr>
+        <w:t>9050 Näringsrik granskog</w:t>
+      </w:r>
+      <w:r>
+        <w:t xml:space="preserve"> (Nitare &amp; Skogsstyrelsen, 2019; SLU Artdatabanken, 2024).</w:t>
+      </w:r>
+    </w:p>
+    <w:p>
+      <w:r>
+        <w:rPr>
+          <w:b/>
+        </w:rPr>
+        <w:t>Rynkskinn (NT)</w:t>
+      </w:r>
+      <w:r>
+        <w:t xml:space="preserve"> är en vednedbrytare som växer på grova granlågor och ingår i en karaktäristisk association av vedsvampar knutna till urskogsartade barrskogar. Den har klassificerats som en “urskogsindikator” och är placerad i toppen av Skogsstyrelsens värdepyramid för bedömning av skog med höga naturvärden. Allt tyder på att rynkskinn är mycket känslig för skogliga ingrepp och lokalerna, som oftast har höga biologiska kvaliteter, bör lämnas till fri utveckling. Rynkskinn är typisk art för </w:t>
+      </w:r>
+      <w:r>
+        <w:rPr>
+          <w:i/>
+        </w:rPr>
+        <w:t xml:space="preserve">9010 Taiga, 9050 Näringsrik granskog </w:t>
+      </w:r>
+      <w:r>
+        <w:t>och</w:t>
+      </w:r>
+      <w:r>
+        <w:rPr>
+          <w:i/>
+        </w:rPr>
+        <w:t xml:space="preserve"> 9030 Landhöjningsskog</w:t>
+      </w:r>
+      <w:r>
+        <w:t xml:space="preserve"> (Nitare &amp; Skogsstyrelsen, 2019; SLU Artdatabanken, 2026).</w:t>
+      </w:r>
+    </w:p>
+    <w:p>
+      <w:r>
+        <w:rPr>
+          <w:b/>
+        </w:rPr>
+        <w:t xml:space="preserve">Småflikig brosklav (NT) </w:t>
+      </w:r>
+      <w:r>
+        <w:t xml:space="preserve">signalerar i hela sitt utbredningsområde skogsbestånd med höga naturvärden. Den indikerar hög luftfuktighet och långvarig förekomst av asp. Småflikig brosklav är typisk art för </w:t>
+      </w:r>
+      <w:r>
+        <w:rPr>
+          <w:i/>
+        </w:rPr>
+        <w:t>9010 Taiga</w:t>
+      </w:r>
+      <w:r>
+        <w:t xml:space="preserve"> (Nitare &amp; Skogsstyrelsen, 2019; SLU Artdatabanken, 2025).</w:t>
+      </w:r>
+    </w:p>
+    <w:p>
+      <w:r>
+        <w:rPr>
+          <w:b/>
+        </w:rPr>
+        <w:t>Tretåig hackspett (NT, §4)</w:t>
+      </w:r>
+      <w:r>
+        <w:t xml:space="preserve"> är rödlistad som nära hotad och ingår i bilaga 1 i EU:s fågeldirektiv. Tretåig hackspett är för sin överlevnad beroende av kontinuerlig tillförsel av äldre döende och död ved, som sker genom naturliga självgallringsprocesser i äldre grannaturskogar och barrblandade naturskogar. Om en skog genom skogsbruk gallras eller glesas ur så upphör och uteblir i stort sett den naturliga självgallringsprocessen för mycket lång tid framöver vilket omöjliggör upprätthållandet av den kontinuerliga ekologiska funktionen i ett område. Det finns studier som visar att naturskogens självgallringsprocess som den tretåiga hackspetten är beroende av, inte kan ersättas med efterlämnad hänsyn i skogsbruket (Imbeau &amp; Desrochers, 2002). Storleken på häckningsreviret varierar med skogstypen, förekomsten av död ved och graden av fragmentering, men är i allmänhet i storleksordningen 25–100 hektar. Vintertid krävs ofta betydligt större områden och det finns studier som antyder att arten behöver minst 100 hektar äldre skog. I områden med låg bonitet kan det behövas över 200 hektar lämpligt habitat för att ett par ska kunna reproducera sig. Områden med dokumenterad permanent förekomst i naturskogsmiljöer har vanligen så stora naturvärden att skogsbruk är olämpligt. Tretåig hackspett är typisk art för </w:t>
+      </w:r>
+      <w:r>
+        <w:rPr>
+          <w:i/>
+        </w:rPr>
+        <w:t xml:space="preserve">9010 Taiga, 9740 Skogsbevuxen myr, 9030 Landhöjningsskog </w:t>
+      </w:r>
+      <w:r>
+        <w:t xml:space="preserve">och </w:t>
+      </w:r>
+      <w:r>
+        <w:rPr>
+          <w:i/>
+        </w:rPr>
+        <w:t>9040 Fjällbjörkskog</w:t>
+      </w:r>
+      <w:r>
+        <w:t xml:space="preserve"> (Skogsstyrelsen, 2016; SLU Artdatabanken, 2024).</w:t>
+      </w:r>
+    </w:p>
+    <w:p>
+      <w:r>
+        <w:rPr>
+          <w:b/>
+        </w:rPr>
+        <w:t>Ullticka (NT)</w:t>
+      </w:r>
+      <w:r>
+        <w:t xml:space="preserve"> är knuten till restbestånd av barrnaturskog och förekommer med ett tydligt optimum i orörda eller måttligt påverkade gamla granskogar där det föreligger viss kontinuitet av grov död ved. Ullticka är en bra signalart inom hela sitt utbredningsområde och i södra Sverige är den sällsynt och en god signalart för skyddsvärda granskogsmiljöer. Den hotas av avverkning och fragmentering av naturskog och äldre granskog med lång trädkontinuitet. På ullticka kan ibland ulltickeporing (VU) påträffas - det är en sällsynt ticka som nyligen delats upp i de tre olika arterna ulltickeporing </w:t>
+      </w:r>
+      <w:r>
+        <w:rPr>
+          <w:i/>
+        </w:rPr>
+        <w:t xml:space="preserve">Skeletocutis brevispora </w:t>
+      </w:r>
+      <w:r>
+        <w:t>(VU)</w:t>
+      </w:r>
+      <w:r>
+        <w:rPr>
+          <w:i/>
+        </w:rPr>
+        <w:t>, Skeletocutis delicata</w:t>
+      </w:r>
+      <w:r>
+        <w:t xml:space="preserve"> (VU)</w:t>
+      </w:r>
+      <w:r>
+        <w:rPr>
+          <w:i/>
+        </w:rPr>
+        <w:t xml:space="preserve"> och Skeletocutis exilis</w:t>
+      </w:r>
+      <w:r>
+        <w:t xml:space="preserve"> (NT). Ullticka är typisk art för </w:t>
+      </w:r>
+      <w:r>
+        <w:rPr>
+          <w:i/>
+        </w:rPr>
+        <w:t xml:space="preserve">9010 Taiga, 9050 Näringsrik granskog </w:t>
+      </w:r>
+      <w:r>
+        <w:t xml:space="preserve">och </w:t>
+      </w:r>
+      <w:r>
+        <w:rPr>
+          <w:i/>
+        </w:rPr>
+        <w:t>9030 Landhöjningsskog</w:t>
+      </w:r>
+      <w:r>
+        <w:t xml:space="preserve"> (SLU Artdatabanken, 2026; Nitare &amp; Skogsstyrelsen, 2019; Miettinen &amp; Niemelä, 2018).</w:t>
+      </w:r>
+    </w:p>
+    <w:p>
+      <w:r>
+        <w:rPr>
+          <w:b/>
+        </w:rPr>
+        <w:t>Violettgrå tagellav (NT)</w:t>
+      </w:r>
+      <w:r>
+        <w:t xml:space="preserve"> växer nästan uteslutande i gamla olikåldriga barrnaturskogar med lång skoglig kontinuitet och är en utmärkt signal på skog med höga naturvärden. Slutavverkning av tidigare aldrig slutavverkad skog (kontinuitetsskog) är det största hotet. Biotopen nyskapas i begränsad omfattning och barrskog äldre än 160 år, där den violettgrå tagellaven huvudsakligen påträffas har minskat med 50% de senaste 50 åren. Lågproduktiv skogsmark där laven förekommer bör undantas från skogsbruk och rika förekomster i äldre granskog bör skyddas. Arten är känslig för uttorkning och det är väsentligt att tillräckligt stora bestånd avsätts. Violettgrå tagellav är typisk art för </w:t>
+      </w:r>
+      <w:r>
+        <w:rPr>
+          <w:i/>
+        </w:rPr>
+        <w:t>9010 Taiga</w:t>
+      </w:r>
+      <w:r>
+        <w:t xml:space="preserve"> (SLU Artdatabanken, 2024; Nitare &amp; Skogsstyrelsen, 2019).</w:t>
+      </w:r>
+    </w:p>
+    <w:p>
+      <w:r>
+        <w:rPr>
+          <w:b/>
+        </w:rPr>
+        <w:t>Bårdlav</w:t>
+      </w:r>
+      <w:r>
+        <w:t xml:space="preserve"> signalerar miljöer med höga naturvärden och på lokalerna finns vanligtvis många andra ovanliga och rödlistade arter. Den visar även på platser med hög och jämn luftfuktighet. På bårdlav och andra njurlavar (Nephroma) kan de sällsynta parasiterna </w:t>
+      </w:r>
+      <w:r>
+        <w:rPr>
+          <w:i/>
+        </w:rPr>
+        <w:t xml:space="preserve">Protounguicularia nephromatis </w:t>
+      </w:r>
+      <w:r>
+        <w:t xml:space="preserve">(VU) och </w:t>
+      </w:r>
+      <w:r>
+        <w:rPr>
+          <w:i/>
+        </w:rPr>
+        <w:t xml:space="preserve">Tremella nephromatis </w:t>
+      </w:r>
+      <w:r>
+        <w:t xml:space="preserve">(DD) påträffas. Bårdlav är typisk art för </w:t>
+      </w:r>
+      <w:r>
+        <w:rPr>
+          <w:i/>
+        </w:rPr>
+        <w:t xml:space="preserve">9010 Taiga, 9020 Nordlig ädellövskog, 9070 Trädklädd betesmark, 9110 Näringsfattig bokskog, 9160 Näringsrik ekskog, 9180 Ädellövskog i branter </w:t>
+      </w:r>
+      <w:r>
+        <w:t>och</w:t>
+      </w:r>
+      <w:r>
+        <w:rPr>
+          <w:i/>
+        </w:rPr>
+        <w:t xml:space="preserve"> 9190 Näringsfattig ekskog</w:t>
+      </w:r>
+      <w:r>
+        <w:t xml:space="preserve"> (SLU Artdatabanken, 2026; Nitare &amp; Skogsstyrelsen, 2019).</w:t>
+      </w:r>
+    </w:p>
+    <w:p>
+      <w:r>
+        <w:rPr>
+          <w:b/>
+        </w:rPr>
+        <w:t xml:space="preserve">Grönpyrola </w:t>
+      </w:r>
+      <w:r>
+        <w:t xml:space="preserve">växer främst på sandig, torr eller frisk mark i äldre barrskog, ofta på isälvsmaterial såsom sand och grus. Den påträffas främst i äldre naturligt uppkomna barrskogar, exempelvis på tallmoar, i åssluttningar, dyner och rasbranter. Arten är känslig för skogsbruksmetoder såsom slutavverkning och markberedning. Grönpyrola är typisk art för </w:t>
+      </w:r>
+      <w:r>
+        <w:rPr>
+          <w:i/>
+        </w:rPr>
+        <w:t>9010 Taiga, 9060 Åsbarrskog</w:t>
+      </w:r>
+      <w:r>
+        <w:t xml:space="preserve"> och</w:t>
+      </w:r>
+      <w:r>
+        <w:rPr>
+          <w:i/>
+        </w:rPr>
+        <w:t xml:space="preserve"> 1610 Åsöar i Östersjön </w:t>
+      </w:r>
+      <w:r>
+        <w:t>(Nitare &amp; Skogsstyrelsen, 2019; SLU Artdatabanken, 2025).</w:t>
+      </w:r>
+    </w:p>
+    <w:p>
+      <w:r>
+        <w:rPr>
+          <w:b/>
+        </w:rPr>
+        <w:t>Korallblylav</w:t>
+      </w:r>
+      <w:r>
+        <w:t xml:space="preserve"> växer på bark av asp, ask, rönn, sälg, bok och lönn och signalerar överallt skogsbestånd med höga naturvärden och den följs nästan alltid av andra ovanliga och rödlistade arter. Den indikerar hög och jämn luftfuktighet och växer främst i områden med lång skoglig kontinuitet där det funnits ett ständigt inslag av gamla lövträd. Korallblylav är typisk art för </w:t>
+      </w:r>
+      <w:r>
+        <w:rPr>
+          <w:i/>
+        </w:rPr>
+        <w:t xml:space="preserve">9020 Nordlig ädellövskog, 9070 Trädklädd betesmark, 9160 Näringsrik ekskog, 9180 Ädellövskog i branter </w:t>
+      </w:r>
+      <w:r>
+        <w:t>och</w:t>
+      </w:r>
+      <w:r>
+        <w:rPr>
+          <w:i/>
+        </w:rPr>
+        <w:t xml:space="preserve"> 9190 Näringsfattig ekskog</w:t>
+      </w:r>
+      <w:r>
+        <w:t xml:space="preserve"> (SLU Artdatabanken, 2024; Nitare &amp; Skogsstyrelsen, 2019).</w:t>
+      </w:r>
+    </w:p>
+    <w:p>
+      <w:r>
+        <w:rPr>
+          <w:b/>
+        </w:rPr>
+        <w:t xml:space="preserve">Skinnlav </w:t>
+      </w:r>
+      <w:r>
+        <w:t xml:space="preserve">förekommer på diverse lövträd, främst på gammal asp och sälg. Den påträffas främst i områden med lång kontinuitet av grova lövträd och signalerar skogsmark med höga naturvärden. På lokalerna förekommer som regel ett flertal andra ovanliga eller rödlistade lavar. I likhet med gelélavarna, etablerar sig skinnlaven i skogsmark på grova aspar i sena lövsuccessioner. Skinnlav är typisk art för </w:t>
+      </w:r>
+      <w:r>
+        <w:rPr>
+          <w:i/>
+        </w:rPr>
+        <w:t xml:space="preserve">9010 Taiga, 9020 Nordlig ädellövskog </w:t>
+      </w:r>
+      <w:r>
+        <w:t xml:space="preserve">och </w:t>
+      </w:r>
+      <w:r>
+        <w:rPr>
+          <w:i/>
+        </w:rPr>
+        <w:t xml:space="preserve">9070 Trädklädd betesmark </w:t>
+      </w:r>
+      <w:r>
+        <w:t>(Nitare &amp; Skogsstyrelsen, 2019; SLU Artdatabanken, 2025).</w:t>
+      </w:r>
+    </w:p>
+    <w:p>
+      <w:r>
+        <w:rPr>
+          <w:b/>
+        </w:rPr>
+        <w:t>Spindelblomster (§8)</w:t>
+      </w:r>
+      <w:r>
+        <w:t xml:space="preserve"> växer i äldre mossrik granskog eller barrblandskog, men även i fjällbjörkskog. Arten indikerar långvarig trädkontinuitet och hög luftfuktighet och är mycket känslig för uttorkning och markskador. Spindelblomster har i många trakter minskat starkt under senare tid på grund av slutavverkningar och skogsmarksdikning. Spindelblomster är typisk art för </w:t>
+      </w:r>
+      <w:r>
+        <w:rPr>
+          <w:i/>
+        </w:rPr>
+        <w:t xml:space="preserve">9010 Taiga, 9050 Näringsrik granskog </w:t>
+      </w:r>
+      <w:r>
+        <w:t>och</w:t>
+      </w:r>
+      <w:r>
+        <w:rPr>
+          <w:i/>
+        </w:rPr>
+        <w:t xml:space="preserve"> 9040 Fjällbjörkskog</w:t>
+      </w:r>
+      <w:r>
+        <w:t xml:space="preserve"> (Nitare &amp; Skogsstyrelsen, 2019; SLU Artdatabanken, 2025).</w:t>
+      </w:r>
+    </w:p>
+    <w:p>
+      <w:r>
+        <w:rPr>
+          <w:b/>
+        </w:rPr>
+        <w:t>Stor aspticka</w:t>
+      </w:r>
+      <w:r>
+        <w:t xml:space="preserve"> är knuten till gamla levande aspar och orsakar karaktäristiska inbuktningar i stammen (så kallad nekroser). Slutavverknings- och gallringsåtgärder i löv- och blandskogsbestånd som innebär att tillgången på grov asp minskar är ett hot mot arten. Det är viktigt att äldre aspar och aspbestånd sparas och för att gynna arten på sikt bör aspinslagen i t.ex. bergbranter, raviner, skogsbryn och kring äldre odlingsmarker generellt sparas i större utsträckning än vad som görs idag. Stor aspticka är typisk art för </w:t>
+      </w:r>
+      <w:r>
+        <w:rPr>
+          <w:i/>
+        </w:rPr>
+        <w:t xml:space="preserve">9010 Taiga </w:t>
+      </w:r>
+      <w:r>
+        <w:t xml:space="preserve">och </w:t>
+      </w:r>
+      <w:r>
+        <w:rPr>
+          <w:i/>
+        </w:rPr>
+        <w:t>9030 Landhöjningsskog</w:t>
+      </w:r>
+      <w:r>
+        <w:t xml:space="preserve"> (SLU Artdatabanken, 2024; Nitare &amp; Skogsstyrelsen, 2019).</w:t>
+      </w:r>
+    </w:p>
+    <w:p>
+      <w:r>
+        <w:rPr>
+          <w:b/>
+        </w:rPr>
+        <w:t>Stuplav</w:t>
+      </w:r>
+      <w:r>
+        <w:t xml:space="preserve"> är en mycket bra signalart i hela sitt utbredningsområde och förekommer nästan enbart i skogsmiljöer med höga naturvärden. Den indikerar långvarig förekomst av gamla lövträd och miljöer med konstant hög luftfuktighet. I skogar med suboceaniskt klimat finns det en mycket sällsynt parasit, njurlavsknapp </w:t>
+      </w:r>
+      <w:r>
+        <w:rPr>
+          <w:i/>
+        </w:rPr>
+        <w:t>Pletocarpon nephromeum</w:t>
+      </w:r>
+      <w:r>
+        <w:t xml:space="preserve"> (EN), som växer på stuplav. Ytterligare tre sällsynta lavparasiter, </w:t>
+      </w:r>
+      <w:r>
+        <w:rPr>
+          <w:i/>
+        </w:rPr>
+        <w:t>Protounguicularia nephromatis</w:t>
+      </w:r>
+      <w:r>
+        <w:t xml:space="preserve"> (VU), </w:t>
+      </w:r>
+      <w:r>
+        <w:rPr>
+          <w:i/>
+        </w:rPr>
+        <w:t>Refractohilum galligenum</w:t>
+      </w:r>
+      <w:r>
+        <w:t xml:space="preserve"> (NT) och </w:t>
+      </w:r>
+      <w:r>
+        <w:rPr>
+          <w:i/>
+        </w:rPr>
+        <w:t>Roselliniella nephromatis</w:t>
+      </w:r>
+      <w:r>
+        <w:t xml:space="preserve"> (DD), kan också påträffas på stuplav. Stuplav är typisk art för </w:t>
+      </w:r>
+      <w:r>
+        <w:rPr>
+          <w:i/>
+        </w:rPr>
+        <w:t>9010 Taiga</w:t>
+      </w:r>
+      <w:r>
+        <w:t xml:space="preserve"> (SLU Artdatabanken, 2026; Nitare &amp; Skogsstyrelsen, 2019).</w:t>
+      </w:r>
+    </w:p>
+    <w:p>
+      <w:r>
+        <w:rPr>
+          <w:b/>
+        </w:rPr>
+        <w:t xml:space="preserve">Vedticka </w:t>
+      </w:r>
+      <w:r>
+        <w:t xml:space="preserve">är en bra signalart söder om den naturliga norrlandsgränsen. Den är huvudsakligen knuten till äldre barrskogar där det föreligger långvarig kontinuitet av död barrved. Vedticka är typisk art för </w:t>
+      </w:r>
+      <w:r>
+        <w:rPr>
+          <w:i/>
+        </w:rPr>
+        <w:t xml:space="preserve">9010 Taiga </w:t>
+      </w:r>
+      <w:r>
+        <w:t>(Nitare &amp; Skogsstyrelsen, 2019; SLU Artdatabanken, 2025).</w:t>
       </w:r>
     </w:p>
     <w:p>
@@ -749,7 +1130,7 @@
         <w:rPr>
           <w:i/>
         </w:rPr>
-        <w:t>I det avverkningsanmälda skogsområdet har 24 rödlistade arter och signalarter påträffats. Detta ska jämföras med Skogsstyrelsens uppföljning 2017 av nyckelbiotoper som visade att man i genomsnitt hittar 20,6 olika rödlistade arter och signalarter i en nyckelbiotop (Wijk, S. 2017. Biologisk mångfald i nyckelbiotoper – Resultat från inventeringen “Uppföljning biologisk mångfald” 2009–2015. Rapport 4/2017 Skogsstyrelsen, Jönköping).</w:t>
+        <w:t>I det avverkningsanmälda skogsområdet har 23 rödlistade arter och signalarter påträffats. Detta ska jämföras med Skogsstyrelsens uppföljning 2017 av nyckelbiotoper som visade att man i genomsnitt hittar 20,6 olika rödlistade arter och signalarter i en nyckelbiotop (Wijk, S. 2017. Biologisk mångfald i nyckelbiotoper – Resultat från inventeringen “Uppföljning biologisk mångfald” 2009–2015. Rapport 4/2017 Skogsstyrelsen, Jönköping).</w:t>
       </w:r>
     </w:p>
     <w:p>
@@ -778,7 +1159,7 @@
         <w:rPr>
           <w:i/>
         </w:rPr>
-        <w:t>I det avverkningsanmälda skogsområdet har 24 naturvårdsarter varav 16 rödlistade arter sina livsmiljöer och växtplatser.</w:t>
+        <w:t>I det avverkningsanmälda skogsområdet har 23 naturvårdsarter varav 15 rödlistade arter sina livsmiljöer och växtplatser.</w:t>
       </w:r>
     </w:p>
     <w:p>
@@ -990,12 +1371,30 @@
     </w:p>
     <w:p>
       <w:r>
-        <w:t>Knärot är fridlyst enligt 8 och 15 §§ artskyddsförordningen och klassad som sårbar (VU) enligt rödlistan 2020. Knärot är beroende av hög och jämn luftfuktighet i gamla, ostörda skogsmiljöer och är känslig för snabba förändringar av ljus-/vindförhållanden eller uttorkning. På grund av ett alltför intensivt skogsbruk har den minskat med 40 (25–50) % under de senaste 60 åren och i framtiden bedöms minskningstakten uppgå till 30 (20–40) %. Till följd av att arten har en dokumenterat högre minskningstakt i förhållande till sin generationstid än vad som tidigare varit känt (data från Riksskogstaxeringen) höjdes den till hotkategori sårbar (VU) i rödlistan 2020 (SLU Artdatabanken, 2024).</w:t>
+        <w:t xml:space="preserve">Knärot är typisk art för </w:t>
+      </w:r>
+      <w:r>
+        <w:rPr>
+          <w:i/>
+        </w:rPr>
+        <w:t xml:space="preserve">9010 Taiga </w:t>
+      </w:r>
+      <w:r>
+        <w:t>och</w:t>
+      </w:r>
+      <w:r>
+        <w:rPr>
+          <w:i/>
+        </w:rPr>
+        <w:t xml:space="preserve"> 9050 Näringsrik granskog</w:t>
+      </w:r>
+      <w:r>
+        <w:t>, fridlyst enligt 8 och 15 §§ artskyddsförordningen och klassad som sårbar (VU) enligt rödlistan 2020. Knärot är beroende av hög och jämn luftfuktighet i gamla, ostörda skogsmiljöer och är känslig för snabba förändringar av ljus-/vindförhållanden eller uttorkning. På grund av ett alltför intensivt skogsbruk har den minskat med 40 (25–50) % under de senaste 60 åren och i framtiden bedöms minskningstakten uppgå till 30 (20–40) %. Till följd av att arten har en dokumenterat högre minskningstakt i förhållande till sin generationstid än vad som tidigare varit känt (data från Riksskogstaxeringen) höjdes den till hotkategori sårbar (VU) i rödlistan 2020 (SLU Artdatabanken, 2024).</w:t>
       </w:r>
     </w:p>
     <w:p>
       <w:r>
-        <w:t>En analys av 79 floraväktarlokaler åren 1990–2015 vilka återbesökts under 2020–2024 visade på en tydlig negativ påverkan på knärotsförekomster från större hyggen i närområdet (inom 150–200 m) vilket indikerar att kanteffekter har en stor påverkan på populationerna. Resultaten bekräftar knärotens känslighet för kanteffekter och visar vikten av att skydda större skogsbestånd för att bevara arten. Om det blir höga andelar (&gt;30%) hyggen inom 200 meter från en knärotsförekomst så ökar risken för att en knärotspopulation dör ut och det verkar det behövas någonstans mellan 100 och 150 meters skyddszon för att bevara arten på lång sikt (Sebestyén &amp; Sundberg, 2025).</w:t>
+        <w:t>En analys av 79 floraväktarlokaler åren 1990–2015 vilka återbesökts under 2020–2024 visade på en tydlig negativ påverkan på knärotsförekomster från större hyggen i närområdet (inom 150–200 m) vilket indikerar att kanteffekter har en stor påverkan på populationerna. Resultaten bekräftar knärotens känslighet för kanteffekter och visar vikten av att skydda större skogsbestånd för att bevara arten. Om det blir höga andelar (&gt;30%) hyggen inom 200 meter från en knärotsförekomst så ökar risken för att en knärotspopulation dör ut och det verkar det behövas någonstans mellan 100 och 150 meters skyddszon för att bevara arten på lång sikt (Sebestyén &amp; Sundberg, 2025). Detta stöds även av en studie (Johansson et al, 2026) baserad på data från Riksskogstaxeringen som visar att knäroten minskat med 66 % under perioden 1993–2022 samt att det finns en stark korrelation mellan minskande arealer kontinuitetsskog och lokal utdöenderisk. Knäroten uppvisade en mycket låg koloniseringsgrad (0,7 % över 10 år) i kombination med hög lokal utrotningsrisk (75,2 %), där utrotningssannolikheten ökade kraftigt när arealen kontinuitetsskog minskade mellan undersökningar, t.ex. på grund av kalhyggesbruk (Johansson et al., 2026).</w:t>
       </w:r>
     </w:p>
     <w:p>
@@ -1040,7 +1439,7 @@
     </w:p>
     <w:p>
       <w:r>
-        <w:t>En nyligen publicerad vetenskaplig uppsats av Koelmeijer m.fl. (2022) inkluderar orkidén knärots skyddsbehov. I uppsatsen berörs problemet med uttorkning för växter, bl.a. för knärot, ett problem som blivit accentuerat på grund av den pågående klimatförändringen och torra somrar, t.ex. den exceptionellt torra sommaren 2018. I uppsatsen undersöks områden med tre olika avstånd från kalhyggeskant med avseende på skydd bl.a. för knärot. Det första området har avstånd upp till 20 m från hyggeskant (Strong edge effect), det andra 20–40 m från hyggeskant (Weak edge effect) och det tredje avser större avstånd från hyggeskant, där kanteffekten anses vara försumbar (Interior). Ett resultat var att man fann stor eller mycket stor uttorkningseffekt på känsliga och rödlistade skogsarter vid de kortare avstånden till hyggeskant, medan effekt av uttorkning inte konstaterades på större avstånd (Interior). För orkidén knärot fann man en rik förekomst (upp till 0,06 dm2/m2) på stort avstånd från hyggeskant (Interior), medan förekomsten var liten eller närmast försumbar i de områden som klassificerades som Weak edge effect respektive Strong edge effect. Arbetet påpekar att de allt oftare förekommande torra somrarna ger ytterligare skäl att utöka skyddsavståndet från hyggen till den fuktkrävande arten knärot (Koelmeijer m.fl., 2022).</w:t>
+        <w:t>Ytterligare en studie (Koelmeijer m.fl., 2022) inkluderar knärotens skyddsbehov. I uppsatsen berörs problemet med uttorkning för växter, bl.a. för knärot, ett problem som blivit accentuerat på grund av den pågående klimatförändringen och torra somrar, t.ex. den exceptionellt torra sommaren 2018. I uppsatsen undersöks områden med tre olika avstånd från kalhyggeskant med avseende på skydd bl.a. för knärot. Det första området har avstånd upp till 20 m från hyggeskant (Strong edge effect), det andra 20–40 m från hyggeskant (Weak edge effect) och det tredje avser större avstånd från hyggeskant, där kanteffekten anses vara försumbar (Interior). Ett resultat var att man fann stor eller mycket stor uttorkningseffekt på känsliga och rödlistade skogsarter vid de kortare avstånden till hyggeskant, medan effekt av uttorkning inte konstaterades på större avstånd (Interior). För orkidén knärot fann man en rik förekomst (upp till 0,06 dm2/m2) på stort avstånd från hyggeskant (Interior), medan förekomsten var liten eller närmast försumbar i de områden som klassificerades som Weak edge effect respektive Strong edge effect. Arbetet påpekar att de allt oftare förekommande torra somrarna ger ytterligare skäl att utöka skyddsavståndet från hyggen till den fuktkrävande arten knärot (Koelmeijer m.fl., 2022).</w:t>
       </w:r>
     </w:p>
     <w:p>
@@ -1072,7 +1471,7 @@
         <w:t xml:space="preserve">Short-term response of the herbaceous layer within leave patches after harvest. </w:t>
       </w:r>
       <w:r>
-        <w:t>Forest Ecology and Management 257, 1014–1025</w:t>
+        <w:t>Forest Ecology and Management 257, 1014–1025.</w:t>
       </w:r>
     </w:p>
     <w:p>
@@ -1086,81 +1485,104 @@
         <w:t xml:space="preserve">Level and pattern of overstory retention interact to shape long-term responses of understories to timber harvest. </w:t>
       </w:r>
       <w:r>
-        <w:t>Ecological Applications, 22, 2049–2064</w:t>
+        <w:t>Ecological Applications, 22, 2049–2064.</w:t>
       </w:r>
     </w:p>
     <w:p>
       <w:r>
-        <w:t xml:space="preserve">Johnson, S., 2014. </w:t>
+        <w:t>Johansson, V., Jansson, M. och Bergman, K-O</w:t>
       </w:r>
       <w:r>
         <w:rPr>
           <w:i/>
         </w:rPr>
-        <w:t>Retention Forestry as a Conservation Measure for Boreal Forest Ground Vegetation</w:t>
-      </w:r>
-      <w:r>
-        <w:t>. Doktorsavhandling, SLU, Uppsala</w:t>
+        <w:t>.</w:t>
+      </w:r>
+      <w:r>
+        <w:t>, 2026.</w:t>
+      </w:r>
+      <w:r>
+        <w:rPr>
+          <w:i/>
+        </w:rPr>
+        <w:t xml:space="preserve"> A 30-year population decline of a threatened forest orchid associated with old growth forests</w:t>
+      </w:r>
+      <w:r>
+        <w:t>. Department of Physics, Chemistry and Biology (IFM), Linköping University.</w:t>
       </w:r>
     </w:p>
     <w:p>
       <w:r>
-        <w:t xml:space="preserve">Koelmeijer, I. A., Ehrlén, J., Jönsson, M., De Frenne, P., Berg, P., Andersson, J., Weibull, H. &amp; Hylander, N. 2022. </w:t>
+        <w:t xml:space="preserve">Johnson, S., 2014. </w:t>
       </w:r>
       <w:r>
         <w:rPr>
           <w:i/>
         </w:rPr>
-        <w:t xml:space="preserve">Interactive effects of drought and edge exposure on old-growth forest understory species. </w:t>
-      </w:r>
-      <w:r>
-        <w:t>Landscape Ecology, 37, sid 1839–1853</w:t>
+        <w:t>Retention Forestry as a Conservation Measure for Boreal Forest Ground Vegetation</w:t>
+      </w:r>
+      <w:r>
+        <w:t>. Doktorsavhandling, SLU, Uppsala.</w:t>
       </w:r>
     </w:p>
     <w:p>
       <w:r>
-        <w:t xml:space="preserve">Rudolphi, J., Jönsson, M. T., &amp; Gustafsson, L., 2014. </w:t>
+        <w:t xml:space="preserve">Koelmeijer, I. A., Ehrlén, J., Jönsson, M., De Frenne, P., Berg, P., Andersson, J., Weibull, H. &amp; Hylander, N. 2022. </w:t>
       </w:r>
       <w:r>
         <w:rPr>
           <w:i/>
         </w:rPr>
-        <w:t xml:space="preserve">Biological legacies buffer local species extinction after logging. </w:t>
-      </w:r>
-      <w:r>
-        <w:t>Journal of Applied Ecology. 51, 53–62.</w:t>
+        <w:t xml:space="preserve">Interactive effects of drought and edge exposure on old-growth forest understory species. </w:t>
+      </w:r>
+      <w:r>
+        <w:t>Landscape Ecology, 37, sid 1839–1853.</w:t>
       </w:r>
     </w:p>
     <w:p>
       <w:r>
-        <w:t xml:space="preserve">Sebestyén, L. och Sundberg, S. 2025.  </w:t>
+        <w:t xml:space="preserve">Rudolphi, J., Jönsson, M. T., &amp; Gustafsson, L., 2014. </w:t>
       </w:r>
       <w:r>
         <w:rPr>
           <w:i/>
         </w:rPr>
-        <w:t>Påverkan på knärotslokaler från hyggen i närheten.</w:t>
-      </w:r>
-      <w:r>
-        <w:t xml:space="preserve"> DAPHNE 36:1 2025. Botaniska Sällskapet i Stockholm</w:t>
+        <w:t xml:space="preserve">Biological legacies buffer local species extinction after logging. </w:t>
+      </w:r>
+      <w:r>
+        <w:t>Journal of Applied Ecology. 51, 53–62.</w:t>
       </w:r>
     </w:p>
     <w:p>
       <w:r>
-        <w:t xml:space="preserve">Skogsstyrelsen, 2022. </w:t>
+        <w:t xml:space="preserve">Sebestyén, L. och Sundberg, S. 2025.  </w:t>
       </w:r>
       <w:r>
         <w:rPr>
           <w:i/>
         </w:rPr>
-        <w:t xml:space="preserve">Vägledning för hänsyn till knärot. </w:t>
-      </w:r>
-      <w:r>
-        <w:t>https://www.skogsstyrelsen.se/lag-och-tillsyn/artskydd/vagledningar-och-kunskapsstod-artskydd/vagledning-for-hansyn-till-knarot/</w:t>
+        <w:t>Påverkan på knärotslokaler från hyggen i närheten.</w:t>
+      </w:r>
+      <w:r>
+        <w:t xml:space="preserve"> DAPHNE 36:1 2025. Botaniska Sällskapet i Stockholm.</w:t>
       </w:r>
     </w:p>
     <w:p>
       <w:r>
+        <w:t xml:space="preserve">Skogsstyrelsen, 2022. </w:t>
+      </w:r>
+      <w:r>
+        <w:rPr>
+          <w:i/>
+        </w:rPr>
+        <w:t xml:space="preserve">Vägledning för hänsyn till knärot. </w:t>
+      </w:r>
+      <w:r>
+        <w:t>https://www.skogsstyrelsen.se/lag-och-tillsyn/artskydd/vagledningar-och-kunskapsstod-artskydd/vagledning-for-hansyn-till-knarot/.</w:t>
+      </w:r>
+    </w:p>
+    <w:p>
+      <w:r>
         <w:t xml:space="preserve">SLU Artdatabanken, 2024. </w:t>
       </w:r>
       <w:r>
@@ -1170,7 +1592,7 @@
         <w:t xml:space="preserve">Artfaktablad. Naturvård – artfakta. </w:t>
       </w:r>
       <w:r>
-        <w:t>SLU Artdatabanken, Uppsala</w:t>
+        <w:t>SLU Artdatabanken, Uppsala.</w:t>
       </w:r>
     </w:p>
     <w:p>
@@ -1178,62 +1600,53 @@
         <w:pStyle w:val="Heading1"/>
       </w:pPr>
       <w:r>
-        <w:t>Lunglav – ekologi samt krav på livsmiljön</w:t>
+        <w:t>Ulltickeporing – ekologi samt krav på livsmiljön</w:t>
       </w:r>
     </w:p>
     <w:p>
       <w:r>
-        <w:t>Lunglav (NT) är en av vårt lands främsta signalarter som överallt indikerar gamla lövträd, skogsbestånd med höga naturvärden och ekosystem med lång skoglig kontinuitet. Lokalt kan förekomsten vara mycket riklig men den hittas nästan enbart i gamla och ej slutavverkade skogar. Artens samtliga förekomster bör uppmärksammas från naturvårdssynpunkt, då många lokaler även hyser andra ovanliga och rödlistade arter. Rikliga förekomster bör skyddas med biotopskydd, frivilliga avsättningar eller reservat (SLU Artdatabanken, 2024; Nitare &amp; Skogsstyrelsen, 2019).</w:t>
+        <w:t xml:space="preserve">Ulltickeporing </w:t>
+      </w:r>
+      <w:r>
+        <w:rPr>
+          <w:i/>
+        </w:rPr>
+        <w:t>Skeletocutis brevispora</w:t>
+      </w:r>
+      <w:r>
+        <w:t xml:space="preserve"> (VU), rödlistad som sårbar, växer på ullticka (NT) i naturskogsartade granskogar. Avverkning av naturskogslika miljöer och av grova granar där ulltickeporing förekommer är ett direkt hot mot artens fortlevnad Alla skogliga åtgärder som innebär att lågor och döda eller skadade träd tas bort missgynnar arten. På sikt är minskad tillgång till lämpligt substrat och krympande areal av naturskog ett hot, framförallt råder brist på grov ved som lågor i sena nedbrytningsstadier. Ytterligare fragmentering av skogslandskapet minskar artens möjligheter till spridning. Gamla granskogar som hyser arten undantas helt från skogsbruk (SLU Artdatabanken, 2026).</w:t>
       </w:r>
     </w:p>
     <w:p>
       <w:r>
-        <w:t xml:space="preserve">På lunglav kan man sällsynt finna små svarta skivlika bildningar som liknar apothecier men som är en parasitisk svamp, Lunglavsknapp </w:t>
+        <w:t xml:space="preserve">Ulltickeporingen har nyligen delats upp i de tre olika arterna ulltickeporing </w:t>
       </w:r>
       <w:r>
         <w:rPr>
           <w:i/>
         </w:rPr>
-        <w:t>Plectocarpon lichenum</w:t>
-      </w:r>
-      <w:r>
-        <w:t xml:space="preserve"> (VU). Det finns ytterligare ett antal parasiter vilka bara förekommer på lunglav: Skrovelmössing </w:t>
+        <w:t xml:space="preserve">Skeletocutis brevispora </w:t>
+      </w:r>
+      <w:r>
+        <w:t>(VU)</w:t>
       </w:r>
       <w:r>
         <w:rPr>
           <w:i/>
         </w:rPr>
-        <w:t>Dactylospora lobariella</w:t>
-      </w:r>
-      <w:r>
-        <w:t xml:space="preserve"> (rödlistad som Kunskapsbrist DD) och Lunglavshårprick </w:t>
+        <w:t>, Skeletocutis delicata</w:t>
+      </w:r>
+      <w:r>
+        <w:t xml:space="preserve"> (VU)</w:t>
       </w:r>
       <w:r>
         <w:rPr>
           <w:i/>
         </w:rPr>
-        <w:t>Niesslia lobariae</w:t>
-      </w:r>
-      <w:r>
-        <w:t xml:space="preserve"> (rödlistad som Kunskapsbrist DD). Skrovelmössing (DD) har små svarta apothecier och bruna, 1-septerade sporer och Lunglavshårprick (DD) har brunhåriga perithecier och färglösa, 1-septerade sporer. Nyligen har ytterligare två lavparasiter påträffats i Sverige som växer på lunglav: </w:t>
-      </w:r>
-      <w:r>
-        <w:rPr>
-          <w:i/>
-        </w:rPr>
-        <w:t>Calycina alstrupii</w:t>
-      </w:r>
-      <w:r>
-        <w:t xml:space="preserve"> (NA) och </w:t>
-      </w:r>
-      <w:r>
-        <w:rPr>
-          <w:i/>
-        </w:rPr>
-        <w:t>Chalara lobariae</w:t>
-      </w:r>
-      <w:r>
-        <w:t xml:space="preserve"> (NA) (SLU Artdatabanken, 2025; SLU Artdatabanken, 2024; Nitare &amp; Skogsstyrelsen, 2019).</w:t>
+        <w:t xml:space="preserve"> och Skeletocutis exilis</w:t>
+      </w:r>
+      <w:r>
+        <w:t xml:space="preserve"> (NT) (SLU Artdatabanken, 2026; Miettinen &amp; Niemelä, 2018).</w:t>
       </w:r>
     </w:p>
     <w:p>
@@ -1241,26 +1654,26 @@
         <w:pStyle w:val="Heading2"/>
       </w:pPr>
       <w:r>
-        <w:t>Referenser – lunglav</w:t>
+        <w:t>Referenser – ulltickeporing</w:t>
       </w:r>
     </w:p>
     <w:p>
       <w:r>
-        <w:t xml:space="preserve">Nitare, J. och Skogsstyrelsen, 2019. </w:t>
+        <w:t xml:space="preserve">Miettinen, O. &amp; Niemelä, T., 2018. </w:t>
       </w:r>
       <w:r>
         <w:rPr>
           <w:i/>
         </w:rPr>
-        <w:t xml:space="preserve">Skyddsvärd skog – Naturvårdsarter och andra kriterier för naturvärdesbedömning. </w:t>
-      </w:r>
-      <w:r>
-        <w:t>Skogsstyrelsen.</w:t>
+        <w:t>Two new temperate polypore species of Skeletocutis (Polyporales, Basidiomycota)</w:t>
+      </w:r>
+      <w:r>
+        <w:t>. Ann. Bot. Fennici 55: 195–206.</w:t>
       </w:r>
     </w:p>
     <w:p>
       <w:r>
-        <w:t xml:space="preserve">SLU Artdatabanken, 2024. </w:t>
+        <w:t xml:space="preserve">SLU Artdatabanken, 2026. </w:t>
       </w:r>
       <w:r>
         <w:rPr>
@@ -1270,20 +1683,6 @@
       </w:r>
       <w:r>
         <w:t>SLU Artdatabanken, Uppsala.</w:t>
-      </w:r>
-    </w:p>
-    <w:p>
-      <w:r>
-        <w:t xml:space="preserve">SLU Artdatabanken, 2025. </w:t>
-      </w:r>
-      <w:r>
-        <w:rPr>
-          <w:i/>
-        </w:rPr>
-        <w:t xml:space="preserve">Över 20 nya lavparasiter för Sverige. </w:t>
-      </w:r>
-      <w:r>
-        <w:t>https://www.slu.se/artdatabanken/arter-och-natur/artiklar/over-20-nya-lavparasiter-for-sverige/</w:t>
       </w:r>
     </w:p>
     <w:p>
@@ -1291,42 +1690,62 @@
         <w:pStyle w:val="Heading1"/>
       </w:pPr>
       <w:r>
-        <w:t>Tretåig hackspett – ekologi samt krav på livsmiljön</w:t>
+        <w:t>Lunglav – ekologi samt krav på livsmiljön</w:t>
       </w:r>
     </w:p>
     <w:p>
       <w:r>
-        <w:t xml:space="preserve">Tretåig hackspett (NT) är fridlyst enligt §4 Artskyddsförordningen och finns med som prioriterad art i Skogsstyrelsen vägledning för skogsbruket (bilaga 4 till SVL). I vägledningen står bland annat att: </w:t>
+        <w:t xml:space="preserve">Lunglav (NT) är en av vårt lands främsta signalarter som överallt indikerar gamla lövträd, skogsbestånd med höga naturvärden och ekosystem med lång skoglig kontinuitet. Lokalt kan förekomsten vara mycket riklig men den hittas nästan enbart i gamla och ej slutavverkade skogar. Artens samtliga förekomster bör uppmärksammas från naturvårdssynpunkt, då många lokaler även hyser andra ovanliga och rödlistade arter, däribland de sällsynta lavparasiterna lunglavshårprick (CR), </w:t>
       </w:r>
       <w:r>
         <w:rPr>
           <w:i/>
         </w:rPr>
-        <w:t xml:space="preserve">“Tretåig hackspett har stora arealkrav och höga krav på sin livsmiljö. Omdaningen av naturskogar till kulturskogar medför en förlust av viktiga miljöer, något som förstärks av ökad fragmentering till följd av avverkningar.” </w:t>
-      </w:r>
-      <w:r>
-        <w:t xml:space="preserve">Vidare att: </w:t>
+        <w:t>Abrothallus diederichii</w:t>
+      </w:r>
+      <w:r>
+        <w:t xml:space="preserve"> (VU), </w:t>
       </w:r>
       <w:r>
         <w:rPr>
           <w:i/>
         </w:rPr>
-        <w:t>“Områden med dokumenterad permanent förekomst i naturskogsmiljöer har vanligen så stora naturvärden att skogsbruk är olämpligt”.</w:t>
+        <w:t>Abrothallus lobariae</w:t>
+      </w:r>
+      <w:r>
+        <w:t xml:space="preserve"> (VU), </w:t>
+      </w:r>
+      <w:r>
+        <w:rPr>
+          <w:i/>
+        </w:rPr>
+        <w:t>Calycina lobariae</w:t>
+      </w:r>
+      <w:r>
+        <w:t xml:space="preserve"> (VU), lunglavsknapp (VU) och skrovelmössing (VU), som växer på lunglav. Rikliga förekomster med lunglav bör skyddas med biotopskydd, frivilliga avsättningar eller reservat (SLU Artdatabanken, 2026; Nitare &amp; Skogsstyrelsen, 2019).</w:t>
       </w:r>
     </w:p>
     <w:p>
       <w:r>
-        <w:t>Tretåig hackspett är beroende av större sammanhängande naturskogar med kontinuerlig tillgång och nybildning av död ved och fragmentering av livsmiljöerna utgör ett stort hot mot arten (se exempelvis Stachura-Skierczynska et al., 2009; Wesolowski et al., 2005; Butler et al., 2004; Pakkala et al., 2002; Amcoff et al., 1996; Virkkala, 1991). Det finns studier som visar att naturskogens självgallringsprocess som den tretåiga hackspetten är beroende av, inte kan ersättas med efterlämnad hänsyn i skogsbruket (Imbeau &amp; Desrochers, 2002).</w:t>
-      </w:r>
-    </w:p>
-    <w:p>
-      <w:r>
-        <w:t>Permanenta revir av tretåig hackspett karaktäriseras ofta av artens typiska ringformigt ordnade hackmärken på framför allt gamla granar. För att säkerställa att inte revir av tretåig hackspett drabbas av avverkningsplanerna bör en inventering göras i området både under häckningstid och under vintern, då arten utnyttjar betydligt större områden än under sommarens häckningsrevir. Storleken på häckningsreviret varierar med skogstypen, förekomsten av död ved och graden av fragmentering, men är i allmänhet i storleksordningen 25–100 hektar.</w:t>
-      </w:r>
-    </w:p>
-    <w:p>
-      <w:r>
-        <w:t>Förutom fridlysning enligt §4 Artskyddsförordningen är tretåig hackspett även förtecknad i EU:s fågeldirektiv bilaga 1. Den ingår också i Natura 2000 och är förtecknad i Bernkonventionen bilaga II (strikt skyddade djurarter).</w:t>
+        <w:t xml:space="preserve">Lunglav är typisk art för </w:t>
+      </w:r>
+      <w:r>
+        <w:rPr>
+          <w:i/>
+        </w:rPr>
+        <w:t>9010 Taiga, 9020 Nordlig ädellövskog, 9110 Näringsfattig bokskog, 9130 Näringsrik bokskog, 9160 Näringsrik ekskog, 9180 Ädellövskog i branter, 9190 Näringsfattig ekskog, 9070 Trädklädd betesmark, 9040 Fjällbjörkskog</w:t>
+      </w:r>
+      <w:r>
+        <w:t xml:space="preserve"> och</w:t>
+      </w:r>
+      <w:r>
+        <w:rPr>
+          <w:i/>
+        </w:rPr>
+        <w:t xml:space="preserve"> 6530 Lövängar</w:t>
+      </w:r>
+      <w:r>
+        <w:t xml:space="preserve"> (SLU Artdatabanken, 2026).</w:t>
       </w:r>
     </w:p>
     <w:p>
@@ -1334,119 +1753,35 @@
         <w:pStyle w:val="Heading2"/>
       </w:pPr>
       <w:r>
-        <w:t>Referenser – tretåig hackspett</w:t>
+        <w:t>Referenser – lunglav</w:t>
       </w:r>
     </w:p>
     <w:p>
       <w:r>
-        <w:t xml:space="preserve">Amcoff, M. &amp; Eriksson, P. 1996. </w:t>
+        <w:t xml:space="preserve">Nitare, J. och Skogsstyrelsen, 2019. </w:t>
       </w:r>
       <w:r>
         <w:rPr>
           <w:i/>
         </w:rPr>
-        <w:t xml:space="preserve">Förekomst av tretåig hackspett Picoides tridactylus på bestånds- och landskapsnivå. </w:t>
-      </w:r>
-      <w:r>
-        <w:t>Ornis Svecica 6: 107–119</w:t>
+        <w:t xml:space="preserve">Skyddsvärd skog – Naturvårdsarter och andra kriterier för naturvärdesbedömning. </w:t>
+      </w:r>
+      <w:r>
+        <w:t>Skogsstyrelsen.</w:t>
       </w:r>
     </w:p>
     <w:p>
       <w:r>
-        <w:t xml:space="preserve">Butler, R., Angelstam, P., Ekelund, P. &amp; Schlaeffer, R. 2004. </w:t>
+        <w:t xml:space="preserve">SLU Artdatabanken, 2026. </w:t>
       </w:r>
       <w:r>
         <w:rPr>
           <w:i/>
         </w:rPr>
-        <w:t xml:space="preserve">Dead wood threshold values for the three-toed woodpecker presence in boreal and sub-Alpine forest. </w:t>
-      </w:r>
-      <w:r>
-        <w:t>Biological conservation 119(3): 305–318</w:t>
-      </w:r>
-    </w:p>
-    <w:p>
-      <w:r>
-        <w:t xml:space="preserve">Imbeau, L. &amp; Desrochers, A. 2002. </w:t>
-      </w:r>
-      <w:r>
-        <w:rPr>
-          <w:i/>
-        </w:rPr>
-        <w:t xml:space="preserve">Foraging Ecology and Use of Drumming Trees by Three-Toed Woodpeckers. </w:t>
-      </w:r>
-      <w:r>
-        <w:t>The Journal of Wildlife Management. Vol. 66, No. 1 (Jan., 2002), pp. 222–231.</w:t>
-      </w:r>
-    </w:p>
-    <w:p>
-      <w:r>
-        <w:t xml:space="preserve">Pakkala, T., Hanski, I. &amp; Tomppo, E. 2002. </w:t>
-      </w:r>
-      <w:r>
-        <w:rPr>
-          <w:i/>
-        </w:rPr>
-        <w:t xml:space="preserve">Spatial ecology of the three-toed woodpecker in managed forest landscapes. </w:t>
-      </w:r>
-      <w:r>
-        <w:t>Silva Fennica 36(1): 279–288.</w:t>
-      </w:r>
-    </w:p>
-    <w:p>
-      <w:r>
-        <w:t xml:space="preserve">Skogsstyrelsen, 2016. </w:t>
-      </w:r>
-      <w:r>
-        <w:rPr>
-          <w:i/>
-        </w:rPr>
-        <w:t xml:space="preserve">Vägledning för hänsyn till fåglar – Tretåig hackspett. </w:t>
-      </w:r>
-      <w:r>
-        <w:t>www.skogsstyrelsen.se</w:t>
-      </w:r>
-    </w:p>
-    <w:p>
-      <w:r>
-        <w:t xml:space="preserve">Stachura-Skierczynska, K., Tumiel, T. &amp; Skierczynski, M. 2009. </w:t>
-      </w:r>
-      <w:r>
-        <w:rPr>
-          <w:i/>
-        </w:rPr>
-        <w:t xml:space="preserve">Habitat prediction model for three-toed woodpecker and its implications for the conservation of biologically valuable forests. </w:t>
-      </w:r>
-      <w:r>
-        <w:t>Forest Ecology and Management 258(5): 697–703.</w:t>
-      </w:r>
-    </w:p>
-    <w:p>
-      <w:r>
-        <w:t xml:space="preserve">Virkkala, R. 1991. </w:t>
-      </w:r>
-      <w:r>
-        <w:rPr>
-          <w:i/>
-        </w:rPr>
-        <w:t xml:space="preserve">Population trends of forest birds in a Finnish Lapland landscape of large habitat blocks – Consequences of stochastic environmental variation or regional habitat alteration. </w:t>
-      </w:r>
-      <w:r>
-        <w:t>Biological conservation 56(2): 223–240</w:t>
-      </w:r>
-    </w:p>
-    <w:p>
-      <w:r>
-        <w:t xml:space="preserve">Wesolowski, T., Czeszczewik, D. &amp; Rowinski, P. 2005. </w:t>
-      </w:r>
-      <w:r>
-        <w:rPr>
-          <w:i/>
-        </w:rPr>
-        <w:t xml:space="preserve">Effects of forest management on Three-toed Woodpecker Picoides tridactylus distribution in the Bialowieza Forest (NE Poland): conservation implications. </w:t>
-      </w:r>
-      <w:r>
-        <w:t>Acta Ornithologica 40(1): 53–60.</w:t>
+        <w:t xml:space="preserve">Artfaktablad. Naturvård – artfakta. </w:t>
+      </w:r>
+      <w:r>
+        <w:t>SLU Artdatabanken, Uppsala.</w:t>
       </w:r>
     </w:p>
     <w:p>
@@ -1454,44 +1789,69 @@
         <w:pStyle w:val="Heading1"/>
       </w:pPr>
       <w:r>
-        <w:t>Ulltickeporing – ekologi samt krav på livsmiljön</w:t>
+        <w:t>Tretåig hackspett – ekologi samt krav på livsmiljön</w:t>
       </w:r>
     </w:p>
     <w:p>
       <w:r>
-        <w:t xml:space="preserve">Ulltickeporing </w:t>
+        <w:t xml:space="preserve">Tretåig hackspett (NT) är fridlyst enligt §4 Artskyddsförordningen och finns med som prioriterad art i Skogsstyrelsen vägledning för skogsbruket (bilaga 4 till SVL). I vägledningen står bland annat att: </w:t>
       </w:r>
       <w:r>
         <w:rPr>
           <w:i/>
         </w:rPr>
-        <w:t>Skeletocutis brevispora</w:t>
-      </w:r>
-      <w:r>
-        <w:t xml:space="preserve"> (VU), rödlistad som sårbar, växer på ullticka (NT) i naturskogsartade granskogar. Avverkning av naturskogslika miljöer och av grova granar där ulltickeporing förekommer är ett direkt hot mot artens fortlevnad Alla skogliga åtgärder som innebär att lågor och döda eller skadade träd tas bort missgynnar arten. På sikt är minskad tillgång till lämpligt substrat och krympande areal av naturskog ett hot, framförallt råder brist på grov ved som lågor i sena nedbrytningsstadier. Ytterligare fragmentering av skogslandskapet minskar artens möjligheter till spridning. Gamla granskogar som hyser arten undantas helt från skogsbruk (SLU Artdatabanken, 2024).</w:t>
+        <w:t xml:space="preserve">“Tretåig hackspett har stora arealkrav och höga krav på sin livsmiljö. Omdaningen av naturskogar till kulturskogar medför en förlust av viktiga miljöer, något som förstärks av ökad fragmentering till följd av avverkningar.” </w:t>
+      </w:r>
+      <w:r>
+        <w:t xml:space="preserve">Vidare att: </w:t>
+      </w:r>
+      <w:r>
+        <w:rPr>
+          <w:i/>
+        </w:rPr>
+        <w:t>“Områden med dokumenterad permanent förekomst i naturskogsmiljöer har vanligen så stora naturvärden att skogsbruk är olämpligt”</w:t>
+      </w:r>
+      <w:r>
+        <w:t xml:space="preserve"> (SLU Artdatabanken, 2024; Skogsstyrelsen, 2016)</w:t>
+      </w:r>
+      <w:r>
+        <w:rPr>
+          <w:i/>
+        </w:rPr>
+        <w:t>.</w:t>
       </w:r>
     </w:p>
     <w:p>
       <w:r>
-        <w:t xml:space="preserve">Ulltickeporingen har nyligen delats upp i tre olika arter: </w:t>
+        <w:t>Tretåig hackspett är beroende av större sammanhängande naturskogar med kontinuerlig tillgång och nybildning av död ved och fragmentering av livsmiljöerna utgör ett stort hot mot arten (se exempelvis Stachura-Skierczynska et al., 2009; Wesolowski et al., 2005; Butler et al., 2004; Pakkala et al., 2002; Amcoff et al., 1996; Virkkala, 1991). Det finns studier som visar att naturskogens självgallringsprocess som den tretåiga hackspetten är beroende av, inte kan ersättas med efterlämnad hänsyn i skogsbruket (Imbeau &amp; Desrochers, 2002).</w:t>
+      </w:r>
+    </w:p>
+    <w:p>
+      <w:r>
+        <w:t>Permanenta revir av tretåig hackspett karaktäriseras ofta av artens typiska ringformigt ordnade hackmärken på framför allt gamla granar. För att säkerställa att inte revir av tretåig hackspett drabbas av avverkningsplanerna bör en inventering göras i området både under häckningstid och under vintern, då arten utnyttjar betydligt större områden än under sommarens häckningsrevir. Storleken på häckningsreviret varierar med skogstypen, förekomsten av död ved och graden av fragmentering, men är i allmänhet i storleksordningen 25–100 hektar (SLU Artdatabanken, 2024; Skogsstyrelsen, 2016).</w:t>
+      </w:r>
+    </w:p>
+    <w:p>
+      <w:r>
+        <w:t xml:space="preserve">Förutom fridlysning enligt §4 Artskyddsförordningen är tretåig hackspett även förtecknad i EU:s fågeldirektiv bilaga 1. Den är typisk art för </w:t>
       </w:r>
       <w:r>
         <w:rPr>
           <w:i/>
         </w:rPr>
-        <w:t xml:space="preserve">Skeletocutis brevispora </w:t>
-      </w:r>
-      <w:r>
-        <w:t>(ulltickeporing)</w:t>
+        <w:t xml:space="preserve">9010 Taiga, 9740 Skogsbevuxen myr, 9030 Landhöjningsskog </w:t>
+      </w:r>
+      <w:r>
+        <w:t xml:space="preserve">och </w:t>
       </w:r>
       <w:r>
         <w:rPr>
           <w:i/>
         </w:rPr>
-        <w:t>, Skeletocutis delicata och Skeletocutis exilis</w:t>
-      </w:r>
-      <w:r>
-        <w:t xml:space="preserve"> (Miettinen &amp; Niemelä, 2018). Skeletocutis delicata och Skeletocutis exilis står för närvarande (2020) som ej bedömda i rödlistan.</w:t>
+        <w:t>9040 Fjällbjörkskog</w:t>
+      </w:r>
+      <w:r>
+        <w:t xml:space="preserve"> samt ingår i Natura 2000 och är förtecknad i Bernkonventionen bilaga II (strikt skyddade djurarter) (SLU Artdatabanken, 2024; Skogsstyrelsen, 2016).</w:t>
       </w:r>
     </w:p>
     <w:p>
@@ -1499,25 +1859,78 @@
         <w:pStyle w:val="Heading2"/>
       </w:pPr>
       <w:r>
-        <w:t>Referenser – ulltickeporing</w:t>
+        <w:t>Referenser – tretåig hackspett</w:t>
       </w:r>
     </w:p>
     <w:p>
       <w:r>
-        <w:t xml:space="preserve">Miettinen, O. &amp; Niemelä, T., 2018. </w:t>
+        <w:t xml:space="preserve">Amcoff, M. &amp; Eriksson, P. 1996. </w:t>
       </w:r>
       <w:r>
         <w:rPr>
           <w:i/>
         </w:rPr>
-        <w:t>Two new temperate polypore species of Skeletocutis (Polyporales, Basidiomycota)</w:t>
-      </w:r>
-      <w:r>
-        <w:t>. Ann. Bot. Fennici 55: 195–206.</w:t>
+        <w:t xml:space="preserve">Förekomst av tretåig hackspett Picoides tridactylus på bestånds- och landskapsnivå. </w:t>
+      </w:r>
+      <w:r>
+        <w:t>Ornis Svecica 6: 107–119.</w:t>
       </w:r>
     </w:p>
     <w:p>
       <w:r>
+        <w:t xml:space="preserve">Butler, R., Angelstam, P., Ekelund, P. &amp; Schlaeffer, R. 2004. </w:t>
+      </w:r>
+      <w:r>
+        <w:rPr>
+          <w:i/>
+        </w:rPr>
+        <w:t xml:space="preserve">Dead wood threshold values for the three-toed woodpecker presence in boreal and sub-Alpine forest. </w:t>
+      </w:r>
+      <w:r>
+        <w:t>Biological conservation 119(3): 305–318.</w:t>
+      </w:r>
+    </w:p>
+    <w:p>
+      <w:r>
+        <w:t xml:space="preserve">Imbeau, L. &amp; Desrochers, A. 2002. </w:t>
+      </w:r>
+      <w:r>
+        <w:rPr>
+          <w:i/>
+        </w:rPr>
+        <w:t xml:space="preserve">Foraging Ecology and Use of Drumming Trees by Three-Toed Woodpeckers. </w:t>
+      </w:r>
+      <w:r>
+        <w:t>The Journal of Wildlife Management. Vol. 66, No. 1 (Jan., 2002), pp. 222–231.</w:t>
+      </w:r>
+    </w:p>
+    <w:p>
+      <w:r>
+        <w:t xml:space="preserve">Pakkala, T., Hanski, I. &amp; Tomppo, E. 2002. </w:t>
+      </w:r>
+      <w:r>
+        <w:rPr>
+          <w:i/>
+        </w:rPr>
+        <w:t xml:space="preserve">Spatial ecology of the three-toed woodpecker in managed forest landscapes. </w:t>
+      </w:r>
+      <w:r>
+        <w:t>Silva Fennica 36(1): 279–288.</w:t>
+      </w:r>
+    </w:p>
+    <w:p>
+      <w:r>
+        <w:t xml:space="preserve">Skogsstyrelsen, 2016. </w:t>
+      </w:r>
+      <w:r>
+        <w:rPr>
+          <w:i/>
+        </w:rPr>
+        <w:t>Vägledning för hänsyn till fåglar – Tretåig hackspett.</w:t>
+      </w:r>
+    </w:p>
+    <w:p>
+      <w:r>
         <w:t xml:space="preserve">SLU Artdatabanken, 2024. </w:t>
       </w:r>
       <w:r>
@@ -1527,7 +1940,49 @@
         <w:t xml:space="preserve">Artfaktablad. Naturvård – artfakta. </w:t>
       </w:r>
       <w:r>
-        <w:t>SLU Artdatabanken, Uppsala</w:t>
+        <w:t>SLU Artdatabanken, Uppsala.</w:t>
+      </w:r>
+    </w:p>
+    <w:p>
+      <w:r>
+        <w:t xml:space="preserve">Stachura-Skierczynska, K., Tumiel, T. &amp; Skierczynski, M. 2009. </w:t>
+      </w:r>
+      <w:r>
+        <w:rPr>
+          <w:i/>
+        </w:rPr>
+        <w:t xml:space="preserve">Habitat prediction model for three-toed woodpecker and its implications for the conservation of biologically valuable forests. </w:t>
+      </w:r>
+      <w:r>
+        <w:t>Forest Ecology and Management 258(5): 697–703.</w:t>
+      </w:r>
+    </w:p>
+    <w:p>
+      <w:r>
+        <w:t xml:space="preserve">Virkkala, R. 1991. </w:t>
+      </w:r>
+      <w:r>
+        <w:rPr>
+          <w:i/>
+        </w:rPr>
+        <w:t xml:space="preserve">Population trends of forest birds in a Finnish Lapland landscape of large habitat blocks – Consequences of stochastic environmental variation or regional habitat alteration. </w:t>
+      </w:r>
+      <w:r>
+        <w:t>Biological conservation 56(2): 223–240.</w:t>
+      </w:r>
+    </w:p>
+    <w:p>
+      <w:r>
+        <w:t xml:space="preserve">Wesolowski, T., Czeszczewik, D. &amp; Rowinski, P. 2005. </w:t>
+      </w:r>
+      <w:r>
+        <w:rPr>
+          <w:i/>
+        </w:rPr>
+        <w:t xml:space="preserve">Effects of forest management on Three-toed Woodpecker Picoides tridactylus distribution in the Bialowieza Forest (NE Poland): conservation implications. </w:t>
+      </w:r>
+      <w:r>
+        <w:t>Acta Ornithologica 40(1): 53–60.</w:t>
       </w:r>
     </w:p>
     <w:sectPr>
@@ -1548,7 +2003,7 @@
 </file>
 
 <file path=word/endnotes.xml><?xml version="1.0" encoding="utf-8"?>
-<w:endnotes xmlns:wpc="http://schemas.microsoft.com/office/word/2010/wordprocessingCanvas" xmlns:cx="http://schemas.microsoft.com/office/drawing/2014/chartex" xmlns:cx1="http://schemas.microsoft.com/office/drawing/2015/9/8/chartex" xmlns:cx2="http://schemas.microsoft.com/office/drawing/2015/10/21/chartex" xmlns:cx3="http://schemas.microsoft.com/office/drawing/2016/5/9/chartex" xmlns:cx4="http://schemas.microsoft.com/office/drawing/2016/5/10/chartex" xmlns:cx5="http://schemas.microsoft.com/office/drawing/2016/5/11/chartex" xmlns:cx6="http://schemas.microsoft.com/office/drawing/2016/5/12/chartex" xmlns:cx7="http://schemas.microsoft.com/office/drawing/2016/5/13/chartex" xmlns:cx8="http://schemas.microsoft.com/office/drawing/2016/5/14/chartex" xmlns:mc="http://schemas.openxmlformats.org/markup-compatibility/2006" xmlns:aink="http://schemas.microsoft.com/office/drawing/2016/ink" xmlns:am3d="http://schemas.microsoft.com/office/drawing/2017/model3d" xmlns:o="urn:schemas-microsoft-com:office:office" xmlns:oel="http://schemas.microsoft.com/office/2019/extlst" xmlns:r="http://schemas.openxmlformats.org/officeDocument/2006/relationships" xmlns:m="http://schemas.openxmlformats.org/officeDocument/2006/math" xmlns:v="urn:schemas-microsoft-com:vml" xmlns:wp14="http://schemas.microsoft.com/office/word/2010/wordprocessingDrawing" xmlns:wp="http://schemas.openxmlformats.org/drawingml/2006/wordprocessingDrawing" xmlns:w10="urn:schemas-microsoft-com:office:word" xmlns:w="http://schemas.openxmlformats.org/wordprocessingml/2006/main" xmlns:w14="http://schemas.microsoft.com/office/word/2010/wordml" xmlns:w15="http://schemas.microsoft.com/office/word/2012/wordml" xmlns:w16cex="http://schemas.microsoft.com/office/word/2018/wordml/cex" xmlns:w16cid="http://schemas.microsoft.com/office/word/2016/wordml/cid" xmlns:w16="http://schemas.microsoft.com/office/word/2018/wordml" xmlns:w16sdtdh="http://schemas.microsoft.com/office/word/2020/wordml/sdtdatahash" xmlns:w16se="http://schemas.microsoft.com/office/word/2015/wordml/symex" xmlns:wpg="http://schemas.microsoft.com/office/word/2010/wordprocessingGroup" xmlns:wpi="http://schemas.microsoft.com/office/word/2010/wordprocessingInk" xmlns:wne="http://schemas.microsoft.com/office/word/2006/wordml" xmlns:wps="http://schemas.microsoft.com/office/word/2010/wordprocessingShape" mc:Ignorable="w14 w15 w16se w16cid w16 w16cex w16sdtdh wp14">
+<w:endnotes xmlns:wpc="http://schemas.microsoft.com/office/word/2010/wordprocessingCanvas" xmlns:cx="http://schemas.microsoft.com/office/drawing/2014/chartex" xmlns:cx1="http://schemas.microsoft.com/office/drawing/2015/9/8/chartex" xmlns:cx2="http://schemas.microsoft.com/office/drawing/2015/10/21/chartex" xmlns:cx3="http://schemas.microsoft.com/office/drawing/2016/5/9/chartex" xmlns:cx4="http://schemas.microsoft.com/office/drawing/2016/5/10/chartex" xmlns:cx5="http://schemas.microsoft.com/office/drawing/2016/5/11/chartex" xmlns:cx6="http://schemas.microsoft.com/office/drawing/2016/5/12/chartex" xmlns:cx7="http://schemas.microsoft.com/office/drawing/2016/5/13/chartex" xmlns:cx8="http://schemas.microsoft.com/office/drawing/2016/5/14/chartex" xmlns:mc="http://schemas.openxmlformats.org/markup-compatibility/2006" xmlns:aink="http://schemas.microsoft.com/office/drawing/2016/ink" xmlns:am3d="http://schemas.microsoft.com/office/drawing/2017/model3d" xmlns:o="urn:schemas-microsoft-com:office:office" xmlns:oel="http://schemas.microsoft.com/office/2019/extlst" xmlns:r="http://schemas.openxmlformats.org/officeDocument/2006/relationships" xmlns:m="http://schemas.openxmlformats.org/officeDocument/2006/math" xmlns:v="urn:schemas-microsoft-com:vml" xmlns:wp14="http://schemas.microsoft.com/office/word/2010/wordprocessingDrawing" xmlns:wp="http://schemas.openxmlformats.org/drawingml/2006/wordprocessingDrawing" xmlns:w10="urn:schemas-microsoft-com:office:word" xmlns:w="http://schemas.openxmlformats.org/wordprocessingml/2006/main" xmlns:w14="http://schemas.microsoft.com/office/word/2010/wordml" xmlns:w15="http://schemas.microsoft.com/office/word/2012/wordml" xmlns:w16cex="http://schemas.microsoft.com/office/word/2018/wordml/cex" xmlns:w16cid="http://schemas.microsoft.com/office/word/2016/wordml/cid" xmlns:w16="http://schemas.microsoft.com/office/word/2018/wordml" xmlns:w16du="http://schemas.microsoft.com/office/word/2023/wordml/word16du" xmlns:w16sdtdh="http://schemas.microsoft.com/office/word/2020/wordml/sdtdatahash" xmlns:w16sdtfl="http://schemas.microsoft.com/office/word/2024/wordml/sdtformatlock" xmlns:w16se="http://schemas.microsoft.com/office/word/2015/wordml/symex" xmlns:wpg="http://schemas.microsoft.com/office/word/2010/wordprocessingGroup" xmlns:wpi="http://schemas.microsoft.com/office/word/2010/wordprocessingInk" xmlns:wne="http://schemas.microsoft.com/office/word/2006/wordml" xmlns:wps="http://schemas.microsoft.com/office/word/2010/wordprocessingShape" mc:Ignorable="w14 w15 w16se w16cid w16 w16cex w16sdtdh w16sdtfl w16du wp14">
   <w:endnote w:type="separator" w:id="-1">
     <w:p>
       <w:pPr>
@@ -1573,7 +2028,7 @@
 </file>
 
 <file path=word/footer1.xml><?xml version="1.0" encoding="utf-8"?>
-<w:ftr xmlns:wpc="http://schemas.microsoft.com/office/word/2010/wordprocessingCanvas" xmlns:cx="http://schemas.microsoft.com/office/drawing/2014/chartex" xmlns:cx1="http://schemas.microsoft.com/office/drawing/2015/9/8/chartex" xmlns:cx2="http://schemas.microsoft.com/office/drawing/2015/10/21/chartex" xmlns:cx3="http://schemas.microsoft.com/office/drawing/2016/5/9/chartex" xmlns:cx4="http://schemas.microsoft.com/office/drawing/2016/5/10/chartex" xmlns:cx5="http://schemas.microsoft.com/office/drawing/2016/5/11/chartex" xmlns:cx6="http://schemas.microsoft.com/office/drawing/2016/5/12/chartex" xmlns:cx7="http://schemas.microsoft.com/office/drawing/2016/5/13/chartex" xmlns:cx8="http://schemas.microsoft.com/office/drawing/2016/5/14/chartex" xmlns:mc="http://schemas.openxmlformats.org/markup-compatibility/2006" xmlns:aink="http://schemas.microsoft.com/office/drawing/2016/ink" xmlns:am3d="http://schemas.microsoft.com/office/drawing/2017/model3d" xmlns:o="urn:schemas-microsoft-com:office:office" xmlns:oel="http://schemas.microsoft.com/office/2019/extlst" xmlns:r="http://schemas.openxmlformats.org/officeDocument/2006/relationships" xmlns:m="http://schemas.openxmlformats.org/officeDocument/2006/math" xmlns:v="urn:schemas-microsoft-com:vml" xmlns:wp14="http://schemas.microsoft.com/office/word/2010/wordprocessingDrawing" xmlns:wp="http://schemas.openxmlformats.org/drawingml/2006/wordprocessingDrawing" xmlns:w10="urn:schemas-microsoft-com:office:word" xmlns:w="http://schemas.openxmlformats.org/wordprocessingml/2006/main" xmlns:w14="http://schemas.microsoft.com/office/word/2010/wordml" xmlns:w15="http://schemas.microsoft.com/office/word/2012/wordml" xmlns:w16cex="http://schemas.microsoft.com/office/word/2018/wordml/cex" xmlns:w16cid="http://schemas.microsoft.com/office/word/2016/wordml/cid" xmlns:w16="http://schemas.microsoft.com/office/word/2018/wordml" xmlns:w16sdtdh="http://schemas.microsoft.com/office/word/2020/wordml/sdtdatahash" xmlns:w16se="http://schemas.microsoft.com/office/word/2015/wordml/symex" xmlns:wpg="http://schemas.microsoft.com/office/word/2010/wordprocessingGroup" xmlns:wpi="http://schemas.microsoft.com/office/word/2010/wordprocessingInk" xmlns:wne="http://schemas.microsoft.com/office/word/2006/wordml" xmlns:wps="http://schemas.microsoft.com/office/word/2010/wordprocessingShape" mc:Ignorable="w14 w15 w16se w16cid w16 w16cex w16sdtdh wp14">
+<w:ftr xmlns:wpc="http://schemas.microsoft.com/office/word/2010/wordprocessingCanvas" xmlns:cx="http://schemas.microsoft.com/office/drawing/2014/chartex" xmlns:cx1="http://schemas.microsoft.com/office/drawing/2015/9/8/chartex" xmlns:cx2="http://schemas.microsoft.com/office/drawing/2015/10/21/chartex" xmlns:cx3="http://schemas.microsoft.com/office/drawing/2016/5/9/chartex" xmlns:cx4="http://schemas.microsoft.com/office/drawing/2016/5/10/chartex" xmlns:cx5="http://schemas.microsoft.com/office/drawing/2016/5/11/chartex" xmlns:cx6="http://schemas.microsoft.com/office/drawing/2016/5/12/chartex" xmlns:cx7="http://schemas.microsoft.com/office/drawing/2016/5/13/chartex" xmlns:cx8="http://schemas.microsoft.com/office/drawing/2016/5/14/chartex" xmlns:mc="http://schemas.openxmlformats.org/markup-compatibility/2006" xmlns:aink="http://schemas.microsoft.com/office/drawing/2016/ink" xmlns:am3d="http://schemas.microsoft.com/office/drawing/2017/model3d" xmlns:o="urn:schemas-microsoft-com:office:office" xmlns:oel="http://schemas.microsoft.com/office/2019/extlst" xmlns:r="http://schemas.openxmlformats.org/officeDocument/2006/relationships" xmlns:m="http://schemas.openxmlformats.org/officeDocument/2006/math" xmlns:v="urn:schemas-microsoft-com:vml" xmlns:wp14="http://schemas.microsoft.com/office/word/2010/wordprocessingDrawing" xmlns:wp="http://schemas.openxmlformats.org/drawingml/2006/wordprocessingDrawing" xmlns:w10="urn:schemas-microsoft-com:office:word" xmlns:w="http://schemas.openxmlformats.org/wordprocessingml/2006/main" xmlns:w14="http://schemas.microsoft.com/office/word/2010/wordml" xmlns:w15="http://schemas.microsoft.com/office/word/2012/wordml" xmlns:w16cex="http://schemas.microsoft.com/office/word/2018/wordml/cex" xmlns:w16cid="http://schemas.microsoft.com/office/word/2016/wordml/cid" xmlns:w16="http://schemas.microsoft.com/office/word/2018/wordml" xmlns:w16du="http://schemas.microsoft.com/office/word/2023/wordml/word16du" xmlns:w16sdtdh="http://schemas.microsoft.com/office/word/2020/wordml/sdtdatahash" xmlns:w16sdtfl="http://schemas.microsoft.com/office/word/2024/wordml/sdtformatlock" xmlns:w16se="http://schemas.microsoft.com/office/word/2015/wordml/symex" xmlns:wpg="http://schemas.microsoft.com/office/word/2010/wordprocessingGroup" xmlns:wpi="http://schemas.microsoft.com/office/word/2010/wordprocessingInk" xmlns:wne="http://schemas.microsoft.com/office/word/2006/wordml" xmlns:wps="http://schemas.microsoft.com/office/word/2010/wordprocessingShape" mc:Ignorable="w14 w15 w16se w16cid w16 w16cex w16sdtdh w16sdtfl w16du wp14">
   <w:p>
     <w:pPr>
       <w:pStyle w:val="Footer"/>
@@ -1583,7 +2038,7 @@
 </file>
 
 <file path=word/footer2.xml><?xml version="1.0" encoding="utf-8"?>
-<w:ftr xmlns:wpc="http://schemas.microsoft.com/office/word/2010/wordprocessingCanvas" xmlns:cx="http://schemas.microsoft.com/office/drawing/2014/chartex" xmlns:cx1="http://schemas.microsoft.com/office/drawing/2015/9/8/chartex" xmlns:cx2="http://schemas.microsoft.com/office/drawing/2015/10/21/chartex" xmlns:cx3="http://schemas.microsoft.com/office/drawing/2016/5/9/chartex" xmlns:cx4="http://schemas.microsoft.com/office/drawing/2016/5/10/chartex" xmlns:cx5="http://schemas.microsoft.com/office/drawing/2016/5/11/chartex" xmlns:cx6="http://schemas.microsoft.com/office/drawing/2016/5/12/chartex" xmlns:cx7="http://schemas.microsoft.com/office/drawing/2016/5/13/chartex" xmlns:cx8="http://schemas.microsoft.com/office/drawing/2016/5/14/chartex" xmlns:mc="http://schemas.openxmlformats.org/markup-compatibility/2006" xmlns:aink="http://schemas.microsoft.com/office/drawing/2016/ink" xmlns:am3d="http://schemas.microsoft.com/office/drawing/2017/model3d" xmlns:o="urn:schemas-microsoft-com:office:office" xmlns:oel="http://schemas.microsoft.com/office/2019/extlst" xmlns:r="http://schemas.openxmlformats.org/officeDocument/2006/relationships" xmlns:m="http://schemas.openxmlformats.org/officeDocument/2006/math" xmlns:v="urn:schemas-microsoft-com:vml" xmlns:wp14="http://schemas.microsoft.com/office/word/2010/wordprocessingDrawing" xmlns:wp="http://schemas.openxmlformats.org/drawingml/2006/wordprocessingDrawing" xmlns:w10="urn:schemas-microsoft-com:office:word" xmlns:w="http://schemas.openxmlformats.org/wordprocessingml/2006/main" xmlns:w14="http://schemas.microsoft.com/office/word/2010/wordml" xmlns:w15="http://schemas.microsoft.com/office/word/2012/wordml" xmlns:w16cex="http://schemas.microsoft.com/office/word/2018/wordml/cex" xmlns:w16cid="http://schemas.microsoft.com/office/word/2016/wordml/cid" xmlns:w16="http://schemas.microsoft.com/office/word/2018/wordml" xmlns:w16sdtdh="http://schemas.microsoft.com/office/word/2020/wordml/sdtdatahash" xmlns:w16se="http://schemas.microsoft.com/office/word/2015/wordml/symex" xmlns:wpg="http://schemas.microsoft.com/office/word/2010/wordprocessingGroup" xmlns:wpi="http://schemas.microsoft.com/office/word/2010/wordprocessingInk" xmlns:wne="http://schemas.microsoft.com/office/word/2006/wordml" xmlns:wps="http://schemas.microsoft.com/office/word/2010/wordprocessingShape" mc:Ignorable="w14 w15 w16se w16cid w16 w16cex w16sdtdh wp14">
+<w:ftr xmlns:wpc="http://schemas.microsoft.com/office/word/2010/wordprocessingCanvas" xmlns:cx="http://schemas.microsoft.com/office/drawing/2014/chartex" xmlns:cx1="http://schemas.microsoft.com/office/drawing/2015/9/8/chartex" xmlns:cx2="http://schemas.microsoft.com/office/drawing/2015/10/21/chartex" xmlns:cx3="http://schemas.microsoft.com/office/drawing/2016/5/9/chartex" xmlns:cx4="http://schemas.microsoft.com/office/drawing/2016/5/10/chartex" xmlns:cx5="http://schemas.microsoft.com/office/drawing/2016/5/11/chartex" xmlns:cx6="http://schemas.microsoft.com/office/drawing/2016/5/12/chartex" xmlns:cx7="http://schemas.microsoft.com/office/drawing/2016/5/13/chartex" xmlns:cx8="http://schemas.microsoft.com/office/drawing/2016/5/14/chartex" xmlns:mc="http://schemas.openxmlformats.org/markup-compatibility/2006" xmlns:aink="http://schemas.microsoft.com/office/drawing/2016/ink" xmlns:am3d="http://schemas.microsoft.com/office/drawing/2017/model3d" xmlns:o="urn:schemas-microsoft-com:office:office" xmlns:oel="http://schemas.microsoft.com/office/2019/extlst" xmlns:r="http://schemas.openxmlformats.org/officeDocument/2006/relationships" xmlns:m="http://schemas.openxmlformats.org/officeDocument/2006/math" xmlns:v="urn:schemas-microsoft-com:vml" xmlns:wp14="http://schemas.microsoft.com/office/word/2010/wordprocessingDrawing" xmlns:wp="http://schemas.openxmlformats.org/drawingml/2006/wordprocessingDrawing" xmlns:w10="urn:schemas-microsoft-com:office:word" xmlns:w="http://schemas.openxmlformats.org/wordprocessingml/2006/main" xmlns:w14="http://schemas.microsoft.com/office/word/2010/wordml" xmlns:w15="http://schemas.microsoft.com/office/word/2012/wordml" xmlns:w16cex="http://schemas.microsoft.com/office/word/2018/wordml/cex" xmlns:w16cid="http://schemas.microsoft.com/office/word/2016/wordml/cid" xmlns:w16="http://schemas.microsoft.com/office/word/2018/wordml" xmlns:w16du="http://schemas.microsoft.com/office/word/2023/wordml/word16du" xmlns:w16sdtdh="http://schemas.microsoft.com/office/word/2020/wordml/sdtdatahash" xmlns:w16sdtfl="http://schemas.microsoft.com/office/word/2024/wordml/sdtformatlock" xmlns:w16se="http://schemas.microsoft.com/office/word/2015/wordml/symex" xmlns:wpg="http://schemas.microsoft.com/office/word/2010/wordprocessingGroup" xmlns:wpi="http://schemas.microsoft.com/office/word/2010/wordprocessingInk" xmlns:wne="http://schemas.microsoft.com/office/word/2006/wordml" xmlns:wps="http://schemas.microsoft.com/office/word/2010/wordprocessingShape" mc:Ignorable="w14 w15 w16se w16cid w16 w16cex w16sdtdh w16sdtfl w16du wp14">
   <w:p>
     <w:pPr>
       <w:pStyle w:val="Footer"/>
@@ -1593,7 +2048,7 @@
 </file>
 
 <file path=word/footer3.xml><?xml version="1.0" encoding="utf-8"?>
-<w:ftr xmlns:wpc="http://schemas.microsoft.com/office/word/2010/wordprocessingCanvas" xmlns:cx="http://schemas.microsoft.com/office/drawing/2014/chartex" xmlns:cx1="http://schemas.microsoft.com/office/drawing/2015/9/8/chartex" xmlns:cx2="http://schemas.microsoft.com/office/drawing/2015/10/21/chartex" xmlns:cx3="http://schemas.microsoft.com/office/drawing/2016/5/9/chartex" xmlns:cx4="http://schemas.microsoft.com/office/drawing/2016/5/10/chartex" xmlns:cx5="http://schemas.microsoft.com/office/drawing/2016/5/11/chartex" xmlns:cx6="http://schemas.microsoft.com/office/drawing/2016/5/12/chartex" xmlns:cx7="http://schemas.microsoft.com/office/drawing/2016/5/13/chartex" xmlns:cx8="http://schemas.microsoft.com/office/drawing/2016/5/14/chartex" xmlns:mc="http://schemas.openxmlformats.org/markup-compatibility/2006" xmlns:aink="http://schemas.microsoft.com/office/drawing/2016/ink" xmlns:am3d="http://schemas.microsoft.com/office/drawing/2017/model3d" xmlns:o="urn:schemas-microsoft-com:office:office" xmlns:oel="http://schemas.microsoft.com/office/2019/extlst" xmlns:r="http://schemas.openxmlformats.org/officeDocument/2006/relationships" xmlns:m="http://schemas.openxmlformats.org/officeDocument/2006/math" xmlns:v="urn:schemas-microsoft-com:vml" xmlns:wp14="http://schemas.microsoft.com/office/word/2010/wordprocessingDrawing" xmlns:wp="http://schemas.openxmlformats.org/drawingml/2006/wordprocessingDrawing" xmlns:w10="urn:schemas-microsoft-com:office:word" xmlns:w="http://schemas.openxmlformats.org/wordprocessingml/2006/main" xmlns:w14="http://schemas.microsoft.com/office/word/2010/wordml" xmlns:w15="http://schemas.microsoft.com/office/word/2012/wordml" xmlns:w16cex="http://schemas.microsoft.com/office/word/2018/wordml/cex" xmlns:w16cid="http://schemas.microsoft.com/office/word/2016/wordml/cid" xmlns:w16="http://schemas.microsoft.com/office/word/2018/wordml" xmlns:w16sdtdh="http://schemas.microsoft.com/office/word/2020/wordml/sdtdatahash" xmlns:w16se="http://schemas.microsoft.com/office/word/2015/wordml/symex" xmlns:wpg="http://schemas.microsoft.com/office/word/2010/wordprocessingGroup" xmlns:wpi="http://schemas.microsoft.com/office/word/2010/wordprocessingInk" xmlns:wne="http://schemas.microsoft.com/office/word/2006/wordml" xmlns:wps="http://schemas.microsoft.com/office/word/2010/wordprocessingShape" mc:Ignorable="w14 w15 w16se w16cid w16 w16cex w16sdtdh wp14">
+<w:ftr xmlns:wpc="http://schemas.microsoft.com/office/word/2010/wordprocessingCanvas" xmlns:cx="http://schemas.microsoft.com/office/drawing/2014/chartex" xmlns:cx1="http://schemas.microsoft.com/office/drawing/2015/9/8/chartex" xmlns:cx2="http://schemas.microsoft.com/office/drawing/2015/10/21/chartex" xmlns:cx3="http://schemas.microsoft.com/office/drawing/2016/5/9/chartex" xmlns:cx4="http://schemas.microsoft.com/office/drawing/2016/5/10/chartex" xmlns:cx5="http://schemas.microsoft.com/office/drawing/2016/5/11/chartex" xmlns:cx6="http://schemas.microsoft.com/office/drawing/2016/5/12/chartex" xmlns:cx7="http://schemas.microsoft.com/office/drawing/2016/5/13/chartex" xmlns:cx8="http://schemas.microsoft.com/office/drawing/2016/5/14/chartex" xmlns:mc="http://schemas.openxmlformats.org/markup-compatibility/2006" xmlns:aink="http://schemas.microsoft.com/office/drawing/2016/ink" xmlns:am3d="http://schemas.microsoft.com/office/drawing/2017/model3d" xmlns:o="urn:schemas-microsoft-com:office:office" xmlns:oel="http://schemas.microsoft.com/office/2019/extlst" xmlns:r="http://schemas.openxmlformats.org/officeDocument/2006/relationships" xmlns:m="http://schemas.openxmlformats.org/officeDocument/2006/math" xmlns:v="urn:schemas-microsoft-com:vml" xmlns:wp14="http://schemas.microsoft.com/office/word/2010/wordprocessingDrawing" xmlns:wp="http://schemas.openxmlformats.org/drawingml/2006/wordprocessingDrawing" xmlns:w10="urn:schemas-microsoft-com:office:word" xmlns:w="http://schemas.openxmlformats.org/wordprocessingml/2006/main" xmlns:w14="http://schemas.microsoft.com/office/word/2010/wordml" xmlns:w15="http://schemas.microsoft.com/office/word/2012/wordml" xmlns:w16cex="http://schemas.microsoft.com/office/word/2018/wordml/cex" xmlns:w16cid="http://schemas.microsoft.com/office/word/2016/wordml/cid" xmlns:w16="http://schemas.microsoft.com/office/word/2018/wordml" xmlns:w16du="http://schemas.microsoft.com/office/word/2023/wordml/word16du" xmlns:w16sdtdh="http://schemas.microsoft.com/office/word/2020/wordml/sdtdatahash" xmlns:w16sdtfl="http://schemas.microsoft.com/office/word/2024/wordml/sdtformatlock" xmlns:w16se="http://schemas.microsoft.com/office/word/2015/wordml/symex" xmlns:wpg="http://schemas.microsoft.com/office/word/2010/wordprocessingGroup" xmlns:wpi="http://schemas.microsoft.com/office/word/2010/wordprocessingInk" xmlns:wne="http://schemas.microsoft.com/office/word/2006/wordml" xmlns:wps="http://schemas.microsoft.com/office/word/2010/wordprocessingShape" mc:Ignorable="w14 w15 w16se w16cid w16 w16cex w16sdtdh w16sdtfl w16du wp14">
   <w:p>
     <w:pPr>
       <w:pStyle w:val="Footer"/>
@@ -1603,7 +2058,7 @@
 </file>
 
 <file path=word/footnotes.xml><?xml version="1.0" encoding="utf-8"?>
-<w:footnotes xmlns:wpc="http://schemas.microsoft.com/office/word/2010/wordprocessingCanvas" xmlns:cx="http://schemas.microsoft.com/office/drawing/2014/chartex" xmlns:cx1="http://schemas.microsoft.com/office/drawing/2015/9/8/chartex" xmlns:cx2="http://schemas.microsoft.com/office/drawing/2015/10/21/chartex" xmlns:cx3="http://schemas.microsoft.com/office/drawing/2016/5/9/chartex" xmlns:cx4="http://schemas.microsoft.com/office/drawing/2016/5/10/chartex" xmlns:cx5="http://schemas.microsoft.com/office/drawing/2016/5/11/chartex" xmlns:cx6="http://schemas.microsoft.com/office/drawing/2016/5/12/chartex" xmlns:cx7="http://schemas.microsoft.com/office/drawing/2016/5/13/chartex" xmlns:cx8="http://schemas.microsoft.com/office/drawing/2016/5/14/chartex" xmlns:mc="http://schemas.openxmlformats.org/markup-compatibility/2006" xmlns:aink="http://schemas.microsoft.com/office/drawing/2016/ink" xmlns:am3d="http://schemas.microsoft.com/office/drawing/2017/model3d" xmlns:o="urn:schemas-microsoft-com:office:office" xmlns:oel="http://schemas.microsoft.com/office/2019/extlst" xmlns:r="http://schemas.openxmlformats.org/officeDocument/2006/relationships" xmlns:m="http://schemas.openxmlformats.org/officeDocument/2006/math" xmlns:v="urn:schemas-microsoft-com:vml" xmlns:wp14="http://schemas.microsoft.com/office/word/2010/wordprocessingDrawing" xmlns:wp="http://schemas.openxmlformats.org/drawingml/2006/wordprocessingDrawing" xmlns:w10="urn:schemas-microsoft-com:office:word" xmlns:w="http://schemas.openxmlformats.org/wordprocessingml/2006/main" xmlns:w14="http://schemas.microsoft.com/office/word/2010/wordml" xmlns:w15="http://schemas.microsoft.com/office/word/2012/wordml" xmlns:w16cex="http://schemas.microsoft.com/office/word/2018/wordml/cex" xmlns:w16cid="http://schemas.microsoft.com/office/word/2016/wordml/cid" xmlns:w16="http://schemas.microsoft.com/office/word/2018/wordml" xmlns:w16sdtdh="http://schemas.microsoft.com/office/word/2020/wordml/sdtdatahash" xmlns:w16se="http://schemas.microsoft.com/office/word/2015/wordml/symex" xmlns:wpg="http://schemas.microsoft.com/office/word/2010/wordprocessingGroup" xmlns:wpi="http://schemas.microsoft.com/office/word/2010/wordprocessingInk" xmlns:wne="http://schemas.microsoft.com/office/word/2006/wordml" xmlns:wps="http://schemas.microsoft.com/office/word/2010/wordprocessingShape" mc:Ignorable="w14 w15 w16se w16cid w16 w16cex w16sdtdh wp14">
+<w:footnotes xmlns:wpc="http://schemas.microsoft.com/office/word/2010/wordprocessingCanvas" xmlns:cx="http://schemas.microsoft.com/office/drawing/2014/chartex" xmlns:cx1="http://schemas.microsoft.com/office/drawing/2015/9/8/chartex" xmlns:cx2="http://schemas.microsoft.com/office/drawing/2015/10/21/chartex" xmlns:cx3="http://schemas.microsoft.com/office/drawing/2016/5/9/chartex" xmlns:cx4="http://schemas.microsoft.com/office/drawing/2016/5/10/chartex" xmlns:cx5="http://schemas.microsoft.com/office/drawing/2016/5/11/chartex" xmlns:cx6="http://schemas.microsoft.com/office/drawing/2016/5/12/chartex" xmlns:cx7="http://schemas.microsoft.com/office/drawing/2016/5/13/chartex" xmlns:cx8="http://schemas.microsoft.com/office/drawing/2016/5/14/chartex" xmlns:mc="http://schemas.openxmlformats.org/markup-compatibility/2006" xmlns:aink="http://schemas.microsoft.com/office/drawing/2016/ink" xmlns:am3d="http://schemas.microsoft.com/office/drawing/2017/model3d" xmlns:o="urn:schemas-microsoft-com:office:office" xmlns:oel="http://schemas.microsoft.com/office/2019/extlst" xmlns:r="http://schemas.openxmlformats.org/officeDocument/2006/relationships" xmlns:m="http://schemas.openxmlformats.org/officeDocument/2006/math" xmlns:v="urn:schemas-microsoft-com:vml" xmlns:wp14="http://schemas.microsoft.com/office/word/2010/wordprocessingDrawing" xmlns:wp="http://schemas.openxmlformats.org/drawingml/2006/wordprocessingDrawing" xmlns:w10="urn:schemas-microsoft-com:office:word" xmlns:w="http://schemas.openxmlformats.org/wordprocessingml/2006/main" xmlns:w14="http://schemas.microsoft.com/office/word/2010/wordml" xmlns:w15="http://schemas.microsoft.com/office/word/2012/wordml" xmlns:w16cex="http://schemas.microsoft.com/office/word/2018/wordml/cex" xmlns:w16cid="http://schemas.microsoft.com/office/word/2016/wordml/cid" xmlns:w16="http://schemas.microsoft.com/office/word/2018/wordml" xmlns:w16du="http://schemas.microsoft.com/office/word/2023/wordml/word16du" xmlns:w16sdtdh="http://schemas.microsoft.com/office/word/2020/wordml/sdtdatahash" xmlns:w16sdtfl="http://schemas.microsoft.com/office/word/2024/wordml/sdtformatlock" xmlns:w16se="http://schemas.microsoft.com/office/word/2015/wordml/symex" xmlns:wpg="http://schemas.microsoft.com/office/word/2010/wordprocessingGroup" xmlns:wpi="http://schemas.microsoft.com/office/word/2010/wordprocessingInk" xmlns:wne="http://schemas.microsoft.com/office/word/2006/wordml" xmlns:wps="http://schemas.microsoft.com/office/word/2010/wordprocessingShape" mc:Ignorable="w14 w15 w16se w16cid w16 w16cex w16sdtdh w16sdtfl w16du wp14">
   <w:footnote w:type="separator" w:id="-1">
     <w:p>
       <w:pPr>
@@ -1628,7 +2083,7 @@
 </file>
 
 <file path=word/header1.xml><?xml version="1.0" encoding="utf-8"?>
-<w:hdr xmlns:wpc="http://schemas.microsoft.com/office/word/2010/wordprocessingCanvas" xmlns:cx="http://schemas.microsoft.com/office/drawing/2014/chartex" xmlns:cx1="http://schemas.microsoft.com/office/drawing/2015/9/8/chartex" xmlns:cx2="http://schemas.microsoft.com/office/drawing/2015/10/21/chartex" xmlns:cx3="http://schemas.microsoft.com/office/drawing/2016/5/9/chartex" xmlns:cx4="http://schemas.microsoft.com/office/drawing/2016/5/10/chartex" xmlns:cx5="http://schemas.microsoft.com/office/drawing/2016/5/11/chartex" xmlns:cx6="http://schemas.microsoft.com/office/drawing/2016/5/12/chartex" xmlns:cx7="http://schemas.microsoft.com/office/drawing/2016/5/13/chartex" xmlns:cx8="http://schemas.microsoft.com/office/drawing/2016/5/14/chartex" xmlns:mc="http://schemas.openxmlformats.org/markup-compatibility/2006" xmlns:aink="http://schemas.microsoft.com/office/drawing/2016/ink" xmlns:am3d="http://schemas.microsoft.com/office/drawing/2017/model3d" xmlns:o="urn:schemas-microsoft-com:office:office" xmlns:oel="http://schemas.microsoft.com/office/2019/extlst" xmlns:r="http://schemas.openxmlformats.org/officeDocument/2006/relationships" xmlns:m="http://schemas.openxmlformats.org/officeDocument/2006/math" xmlns:v="urn:schemas-microsoft-com:vml" xmlns:wp14="http://schemas.microsoft.com/office/word/2010/wordprocessingDrawing" xmlns:wp="http://schemas.openxmlformats.org/drawingml/2006/wordprocessingDrawing" xmlns:w10="urn:schemas-microsoft-com:office:word" xmlns:w="http://schemas.openxmlformats.org/wordprocessingml/2006/main" xmlns:w14="http://schemas.microsoft.com/office/word/2010/wordml" xmlns:w15="http://schemas.microsoft.com/office/word/2012/wordml" xmlns:w16cex="http://schemas.microsoft.com/office/word/2018/wordml/cex" xmlns:w16cid="http://schemas.microsoft.com/office/word/2016/wordml/cid" xmlns:w16="http://schemas.microsoft.com/office/word/2018/wordml" xmlns:w16sdtdh="http://schemas.microsoft.com/office/word/2020/wordml/sdtdatahash" xmlns:w16se="http://schemas.microsoft.com/office/word/2015/wordml/symex" xmlns:wpg="http://schemas.microsoft.com/office/word/2010/wordprocessingGroup" xmlns:wpi="http://schemas.microsoft.com/office/word/2010/wordprocessingInk" xmlns:wne="http://schemas.microsoft.com/office/word/2006/wordml" xmlns:wps="http://schemas.microsoft.com/office/word/2010/wordprocessingShape" mc:Ignorable="w14 w15 w16se w16cid w16 w16cex w16sdtdh wp14">
+<w:hdr xmlns:wpc="http://schemas.microsoft.com/office/word/2010/wordprocessingCanvas" xmlns:cx="http://schemas.microsoft.com/office/drawing/2014/chartex" xmlns:cx1="http://schemas.microsoft.com/office/drawing/2015/9/8/chartex" xmlns:cx2="http://schemas.microsoft.com/office/drawing/2015/10/21/chartex" xmlns:cx3="http://schemas.microsoft.com/office/drawing/2016/5/9/chartex" xmlns:cx4="http://schemas.microsoft.com/office/drawing/2016/5/10/chartex" xmlns:cx5="http://schemas.microsoft.com/office/drawing/2016/5/11/chartex" xmlns:cx6="http://schemas.microsoft.com/office/drawing/2016/5/12/chartex" xmlns:cx7="http://schemas.microsoft.com/office/drawing/2016/5/13/chartex" xmlns:cx8="http://schemas.microsoft.com/office/drawing/2016/5/14/chartex" xmlns:mc="http://schemas.openxmlformats.org/markup-compatibility/2006" xmlns:aink="http://schemas.microsoft.com/office/drawing/2016/ink" xmlns:am3d="http://schemas.microsoft.com/office/drawing/2017/model3d" xmlns:o="urn:schemas-microsoft-com:office:office" xmlns:oel="http://schemas.microsoft.com/office/2019/extlst" xmlns:r="http://schemas.openxmlformats.org/officeDocument/2006/relationships" xmlns:m="http://schemas.openxmlformats.org/officeDocument/2006/math" xmlns:v="urn:schemas-microsoft-com:vml" xmlns:wp14="http://schemas.microsoft.com/office/word/2010/wordprocessingDrawing" xmlns:wp="http://schemas.openxmlformats.org/drawingml/2006/wordprocessingDrawing" xmlns:w10="urn:schemas-microsoft-com:office:word" xmlns:w="http://schemas.openxmlformats.org/wordprocessingml/2006/main" xmlns:w14="http://schemas.microsoft.com/office/word/2010/wordml" xmlns:w15="http://schemas.microsoft.com/office/word/2012/wordml" xmlns:w16cex="http://schemas.microsoft.com/office/word/2018/wordml/cex" xmlns:w16cid="http://schemas.microsoft.com/office/word/2016/wordml/cid" xmlns:w16="http://schemas.microsoft.com/office/word/2018/wordml" xmlns:w16du="http://schemas.microsoft.com/office/word/2023/wordml/word16du" xmlns:w16sdtdh="http://schemas.microsoft.com/office/word/2020/wordml/sdtdatahash" xmlns:w16sdtfl="http://schemas.microsoft.com/office/word/2024/wordml/sdtformatlock" xmlns:w16se="http://schemas.microsoft.com/office/word/2015/wordml/symex" xmlns:wpg="http://schemas.microsoft.com/office/word/2010/wordprocessingGroup" xmlns:wpi="http://schemas.microsoft.com/office/word/2010/wordprocessingInk" xmlns:wne="http://schemas.microsoft.com/office/word/2006/wordml" xmlns:wps="http://schemas.microsoft.com/office/word/2010/wordprocessingShape" mc:Ignorable="w14 w15 w16se w16cid w16 w16cex w16sdtdh w16sdtfl w16du wp14">
   <w:p>
     <w:pPr>
       <w:pStyle w:val="Header"/>
@@ -1638,7 +2093,7 @@
 </file>
 
 <file path=word/header2.xml><?xml version="1.0" encoding="utf-8"?>
-<w:hdr xmlns:wpc="http://schemas.microsoft.com/office/word/2010/wordprocessingCanvas" xmlns:cx="http://schemas.microsoft.com/office/drawing/2014/chartex" xmlns:cx1="http://schemas.microsoft.com/office/drawing/2015/9/8/chartex" xmlns:cx2="http://schemas.microsoft.com/office/drawing/2015/10/21/chartex" xmlns:cx3="http://schemas.microsoft.com/office/drawing/2016/5/9/chartex" xmlns:cx4="http://schemas.microsoft.com/office/drawing/2016/5/10/chartex" xmlns:cx5="http://schemas.microsoft.com/office/drawing/2016/5/11/chartex" xmlns:cx6="http://schemas.microsoft.com/office/drawing/2016/5/12/chartex" xmlns:cx7="http://schemas.microsoft.com/office/drawing/2016/5/13/chartex" xmlns:cx8="http://schemas.microsoft.com/office/drawing/2016/5/14/chartex" xmlns:mc="http://schemas.openxmlformats.org/markup-compatibility/2006" xmlns:aink="http://schemas.microsoft.com/office/drawing/2016/ink" xmlns:am3d="http://schemas.microsoft.com/office/drawing/2017/model3d" xmlns:o="urn:schemas-microsoft-com:office:office" xmlns:oel="http://schemas.microsoft.com/office/2019/extlst" xmlns:r="http://schemas.openxmlformats.org/officeDocument/2006/relationships" xmlns:m="http://schemas.openxmlformats.org/officeDocument/2006/math" xmlns:v="urn:schemas-microsoft-com:vml" xmlns:wp14="http://schemas.microsoft.com/office/word/2010/wordprocessingDrawing" xmlns:wp="http://schemas.openxmlformats.org/drawingml/2006/wordprocessingDrawing" xmlns:w10="urn:schemas-microsoft-com:office:word" xmlns:w="http://schemas.openxmlformats.org/wordprocessingml/2006/main" xmlns:w14="http://schemas.microsoft.com/office/word/2010/wordml" xmlns:w15="http://schemas.microsoft.com/office/word/2012/wordml" xmlns:w16cex="http://schemas.microsoft.com/office/word/2018/wordml/cex" xmlns:w16cid="http://schemas.microsoft.com/office/word/2016/wordml/cid" xmlns:w16="http://schemas.microsoft.com/office/word/2018/wordml" xmlns:w16sdtdh="http://schemas.microsoft.com/office/word/2020/wordml/sdtdatahash" xmlns:w16se="http://schemas.microsoft.com/office/word/2015/wordml/symex" xmlns:wpg="http://schemas.microsoft.com/office/word/2010/wordprocessingGroup" xmlns:wpi="http://schemas.microsoft.com/office/word/2010/wordprocessingInk" xmlns:wne="http://schemas.microsoft.com/office/word/2006/wordml" xmlns:wps="http://schemas.microsoft.com/office/word/2010/wordprocessingShape" mc:Ignorable="w14 w15 w16se w16cid w16 w16cex w16sdtdh wp14">
+<w:hdr xmlns:wpc="http://schemas.microsoft.com/office/word/2010/wordprocessingCanvas" xmlns:cx="http://schemas.microsoft.com/office/drawing/2014/chartex" xmlns:cx1="http://schemas.microsoft.com/office/drawing/2015/9/8/chartex" xmlns:cx2="http://schemas.microsoft.com/office/drawing/2015/10/21/chartex" xmlns:cx3="http://schemas.microsoft.com/office/drawing/2016/5/9/chartex" xmlns:cx4="http://schemas.microsoft.com/office/drawing/2016/5/10/chartex" xmlns:cx5="http://schemas.microsoft.com/office/drawing/2016/5/11/chartex" xmlns:cx6="http://schemas.microsoft.com/office/drawing/2016/5/12/chartex" xmlns:cx7="http://schemas.microsoft.com/office/drawing/2016/5/13/chartex" xmlns:cx8="http://schemas.microsoft.com/office/drawing/2016/5/14/chartex" xmlns:mc="http://schemas.openxmlformats.org/markup-compatibility/2006" xmlns:aink="http://schemas.microsoft.com/office/drawing/2016/ink" xmlns:am3d="http://schemas.microsoft.com/office/drawing/2017/model3d" xmlns:o="urn:schemas-microsoft-com:office:office" xmlns:oel="http://schemas.microsoft.com/office/2019/extlst" xmlns:r="http://schemas.openxmlformats.org/officeDocument/2006/relationships" xmlns:m="http://schemas.openxmlformats.org/officeDocument/2006/math" xmlns:v="urn:schemas-microsoft-com:vml" xmlns:wp14="http://schemas.microsoft.com/office/word/2010/wordprocessingDrawing" xmlns:wp="http://schemas.openxmlformats.org/drawingml/2006/wordprocessingDrawing" xmlns:w10="urn:schemas-microsoft-com:office:word" xmlns:w="http://schemas.openxmlformats.org/wordprocessingml/2006/main" xmlns:w14="http://schemas.microsoft.com/office/word/2010/wordml" xmlns:w15="http://schemas.microsoft.com/office/word/2012/wordml" xmlns:w16cex="http://schemas.microsoft.com/office/word/2018/wordml/cex" xmlns:w16cid="http://schemas.microsoft.com/office/word/2016/wordml/cid" xmlns:w16="http://schemas.microsoft.com/office/word/2018/wordml" xmlns:w16du="http://schemas.microsoft.com/office/word/2023/wordml/word16du" xmlns:w16sdtdh="http://schemas.microsoft.com/office/word/2020/wordml/sdtdatahash" xmlns:w16sdtfl="http://schemas.microsoft.com/office/word/2024/wordml/sdtformatlock" xmlns:w16se="http://schemas.microsoft.com/office/word/2015/wordml/symex" xmlns:wpg="http://schemas.microsoft.com/office/word/2010/wordprocessingGroup" xmlns:wpi="http://schemas.microsoft.com/office/word/2010/wordprocessingInk" xmlns:wne="http://schemas.microsoft.com/office/word/2006/wordml" xmlns:wps="http://schemas.microsoft.com/office/word/2010/wordprocessingShape" mc:Ignorable="w14 w15 w16se w16cid w16 w16cex w16sdtdh w16sdtfl w16du wp14">
   <w:p>
     <w:pPr>
       <w:pStyle w:val="Header"/>
@@ -1649,7 +2104,7 @@
 </file>
 
 <file path=word/header3.xml><?xml version="1.0" encoding="utf-8"?>
-<w:hdr xmlns:wpc="http://schemas.microsoft.com/office/word/2010/wordprocessingCanvas" xmlns:cx="http://schemas.microsoft.com/office/drawing/2014/chartex" xmlns:cx1="http://schemas.microsoft.com/office/drawing/2015/9/8/chartex" xmlns:cx2="http://schemas.microsoft.com/office/drawing/2015/10/21/chartex" xmlns:cx3="http://schemas.microsoft.com/office/drawing/2016/5/9/chartex" xmlns:cx4="http://schemas.microsoft.com/office/drawing/2016/5/10/chartex" xmlns:cx5="http://schemas.microsoft.com/office/drawing/2016/5/11/chartex" xmlns:cx6="http://schemas.microsoft.com/office/drawing/2016/5/12/chartex" xmlns:cx7="http://schemas.microsoft.com/office/drawing/2016/5/13/chartex" xmlns:cx8="http://schemas.microsoft.com/office/drawing/2016/5/14/chartex" xmlns:mc="http://schemas.openxmlformats.org/markup-compatibility/2006" xmlns:aink="http://schemas.microsoft.com/office/drawing/2016/ink" xmlns:am3d="http://schemas.microsoft.com/office/drawing/2017/model3d" xmlns:o="urn:schemas-microsoft-com:office:office" xmlns:oel="http://schemas.microsoft.com/office/2019/extlst" xmlns:r="http://schemas.openxmlformats.org/officeDocument/2006/relationships" xmlns:m="http://schemas.openxmlformats.org/officeDocument/2006/math" xmlns:v="urn:schemas-microsoft-com:vml" xmlns:wp14="http://schemas.microsoft.com/office/word/2010/wordprocessingDrawing" xmlns:wp="http://schemas.openxmlformats.org/drawingml/2006/wordprocessingDrawing" xmlns:w10="urn:schemas-microsoft-com:office:word" xmlns:w="http://schemas.openxmlformats.org/wordprocessingml/2006/main" xmlns:w14="http://schemas.microsoft.com/office/word/2010/wordml" xmlns:w15="http://schemas.microsoft.com/office/word/2012/wordml" xmlns:w16cex="http://schemas.microsoft.com/office/word/2018/wordml/cex" xmlns:w16cid="http://schemas.microsoft.com/office/word/2016/wordml/cid" xmlns:w16="http://schemas.microsoft.com/office/word/2018/wordml" xmlns:w16sdtdh="http://schemas.microsoft.com/office/word/2020/wordml/sdtdatahash" xmlns:w16se="http://schemas.microsoft.com/office/word/2015/wordml/symex" xmlns:wpg="http://schemas.microsoft.com/office/word/2010/wordprocessingGroup" xmlns:wpi="http://schemas.microsoft.com/office/word/2010/wordprocessingInk" xmlns:wne="http://schemas.microsoft.com/office/word/2006/wordml" xmlns:wps="http://schemas.microsoft.com/office/word/2010/wordprocessingShape" mc:Ignorable="w14 w15 w16se w16cid w16 w16cex w16sdtdh wp14">
+<w:hdr xmlns:wpc="http://schemas.microsoft.com/office/word/2010/wordprocessingCanvas" xmlns:cx="http://schemas.microsoft.com/office/drawing/2014/chartex" xmlns:cx1="http://schemas.microsoft.com/office/drawing/2015/9/8/chartex" xmlns:cx2="http://schemas.microsoft.com/office/drawing/2015/10/21/chartex" xmlns:cx3="http://schemas.microsoft.com/office/drawing/2016/5/9/chartex" xmlns:cx4="http://schemas.microsoft.com/office/drawing/2016/5/10/chartex" xmlns:cx5="http://schemas.microsoft.com/office/drawing/2016/5/11/chartex" xmlns:cx6="http://schemas.microsoft.com/office/drawing/2016/5/12/chartex" xmlns:cx7="http://schemas.microsoft.com/office/drawing/2016/5/13/chartex" xmlns:cx8="http://schemas.microsoft.com/office/drawing/2016/5/14/chartex" xmlns:mc="http://schemas.openxmlformats.org/markup-compatibility/2006" xmlns:aink="http://schemas.microsoft.com/office/drawing/2016/ink" xmlns:am3d="http://schemas.microsoft.com/office/drawing/2017/model3d" xmlns:o="urn:schemas-microsoft-com:office:office" xmlns:oel="http://schemas.microsoft.com/office/2019/extlst" xmlns:r="http://schemas.openxmlformats.org/officeDocument/2006/relationships" xmlns:m="http://schemas.openxmlformats.org/officeDocument/2006/math" xmlns:v="urn:schemas-microsoft-com:vml" xmlns:wp14="http://schemas.microsoft.com/office/word/2010/wordprocessingDrawing" xmlns:wp="http://schemas.openxmlformats.org/drawingml/2006/wordprocessingDrawing" xmlns:w10="urn:schemas-microsoft-com:office:word" xmlns:w="http://schemas.openxmlformats.org/wordprocessingml/2006/main" xmlns:w14="http://schemas.microsoft.com/office/word/2010/wordml" xmlns:w15="http://schemas.microsoft.com/office/word/2012/wordml" xmlns:w16cex="http://schemas.microsoft.com/office/word/2018/wordml/cex" xmlns:w16cid="http://schemas.microsoft.com/office/word/2016/wordml/cid" xmlns:w16="http://schemas.microsoft.com/office/word/2018/wordml" xmlns:w16du="http://schemas.microsoft.com/office/word/2023/wordml/word16du" xmlns:w16sdtdh="http://schemas.microsoft.com/office/word/2020/wordml/sdtdatahash" xmlns:w16sdtfl="http://schemas.microsoft.com/office/word/2024/wordml/sdtformatlock" xmlns:w16se="http://schemas.microsoft.com/office/word/2015/wordml/symex" xmlns:wpg="http://schemas.microsoft.com/office/word/2010/wordprocessingGroup" xmlns:wpi="http://schemas.microsoft.com/office/word/2010/wordprocessingInk" xmlns:wne="http://schemas.microsoft.com/office/word/2006/wordml" xmlns:wps="http://schemas.microsoft.com/office/word/2010/wordprocessingShape" mc:Ignorable="w14 w15 w16se w16cid w16 w16cex w16sdtdh w16sdtfl w16du wp14">
   <w:p>
     <w:pPr>
       <w:pStyle w:val="Header"/>
@@ -1658,7 +2113,7 @@
     <w:r>
       <w:tab/>
       <w:tab/>
-      <w:t>2025-08-02</w:t>
+      <w:t>2026-07-12</w:t>
       <w:br/>
       <w:br/>
     </w:r>
@@ -1675,7 +2130,7 @@
 </file>
 
 <file path=word/numbering.xml><?xml version="1.0" encoding="utf-8"?>
-<w:numbering xmlns:wpc="http://schemas.microsoft.com/office/word/2010/wordprocessingCanvas" xmlns:cx="http://schemas.microsoft.com/office/drawing/2014/chartex" xmlns:cx1="http://schemas.microsoft.com/office/drawing/2015/9/8/chartex" xmlns:cx2="http://schemas.microsoft.com/office/drawing/2015/10/21/chartex" xmlns:cx3="http://schemas.microsoft.com/office/drawing/2016/5/9/chartex" xmlns:cx4="http://schemas.microsoft.com/office/drawing/2016/5/10/chartex" xmlns:cx5="http://schemas.microsoft.com/office/drawing/2016/5/11/chartex" xmlns:cx6="http://schemas.microsoft.com/office/drawing/2016/5/12/chartex" xmlns:cx7="http://schemas.microsoft.com/office/drawing/2016/5/13/chartex" xmlns:cx8="http://schemas.microsoft.com/office/drawing/2016/5/14/chartex" xmlns:mc="http://schemas.openxmlformats.org/markup-compatibility/2006" xmlns:aink="http://schemas.microsoft.com/office/drawing/2016/ink" xmlns:am3d="http://schemas.microsoft.com/office/drawing/2017/model3d" xmlns:o="urn:schemas-microsoft-com:office:office" xmlns:oel="http://schemas.microsoft.com/office/2019/extlst" xmlns:r="http://schemas.openxmlformats.org/officeDocument/2006/relationships" xmlns:m="http://schemas.openxmlformats.org/officeDocument/2006/math" xmlns:v="urn:schemas-microsoft-com:vml" xmlns:wp14="http://schemas.microsoft.com/office/word/2010/wordprocessingDrawing" xmlns:wp="http://schemas.openxmlformats.org/drawingml/2006/wordprocessingDrawing" xmlns:w10="urn:schemas-microsoft-com:office:word" xmlns:w="http://schemas.openxmlformats.org/wordprocessingml/2006/main" xmlns:w14="http://schemas.microsoft.com/office/word/2010/wordml" xmlns:w15="http://schemas.microsoft.com/office/word/2012/wordml" xmlns:w16cex="http://schemas.microsoft.com/office/word/2018/wordml/cex" xmlns:w16cid="http://schemas.microsoft.com/office/word/2016/wordml/cid" xmlns:w16="http://schemas.microsoft.com/office/word/2018/wordml" xmlns:w16sdtdh="http://schemas.microsoft.com/office/word/2020/wordml/sdtdatahash" xmlns:w16se="http://schemas.microsoft.com/office/word/2015/wordml/symex" xmlns:wpg="http://schemas.microsoft.com/office/word/2010/wordprocessingGroup" xmlns:wpi="http://schemas.microsoft.com/office/word/2010/wordprocessingInk" xmlns:wne="http://schemas.microsoft.com/office/word/2006/wordml" xmlns:wps="http://schemas.microsoft.com/office/word/2010/wordprocessingShape" mc:Ignorable="w14 w15 w16se w16cid w16 w16cex w16sdtdh wp14">
+<w:numbering xmlns:wpc="http://schemas.microsoft.com/office/word/2010/wordprocessingCanvas" xmlns:cx="http://schemas.microsoft.com/office/drawing/2014/chartex" xmlns:cx1="http://schemas.microsoft.com/office/drawing/2015/9/8/chartex" xmlns:cx2="http://schemas.microsoft.com/office/drawing/2015/10/21/chartex" xmlns:cx3="http://schemas.microsoft.com/office/drawing/2016/5/9/chartex" xmlns:cx4="http://schemas.microsoft.com/office/drawing/2016/5/10/chartex" xmlns:cx5="http://schemas.microsoft.com/office/drawing/2016/5/11/chartex" xmlns:cx6="http://schemas.microsoft.com/office/drawing/2016/5/12/chartex" xmlns:cx7="http://schemas.microsoft.com/office/drawing/2016/5/13/chartex" xmlns:cx8="http://schemas.microsoft.com/office/drawing/2016/5/14/chartex" xmlns:mc="http://schemas.openxmlformats.org/markup-compatibility/2006" xmlns:aink="http://schemas.microsoft.com/office/drawing/2016/ink" xmlns:am3d="http://schemas.microsoft.com/office/drawing/2017/model3d" xmlns:o="urn:schemas-microsoft-com:office:office" xmlns:oel="http://schemas.microsoft.com/office/2019/extlst" xmlns:r="http://schemas.openxmlformats.org/officeDocument/2006/relationships" xmlns:m="http://schemas.openxmlformats.org/officeDocument/2006/math" xmlns:v="urn:schemas-microsoft-com:vml" xmlns:wp14="http://schemas.microsoft.com/office/word/2010/wordprocessingDrawing" xmlns:wp="http://schemas.openxmlformats.org/drawingml/2006/wordprocessingDrawing" xmlns:w10="urn:schemas-microsoft-com:office:word" xmlns:w="http://schemas.openxmlformats.org/wordprocessingml/2006/main" xmlns:w14="http://schemas.microsoft.com/office/word/2010/wordml" xmlns:w15="http://schemas.microsoft.com/office/word/2012/wordml" xmlns:w16cex="http://schemas.microsoft.com/office/word/2018/wordml/cex" xmlns:w16cid="http://schemas.microsoft.com/office/word/2016/wordml/cid" xmlns:w16="http://schemas.microsoft.com/office/word/2018/wordml" xmlns:w16du="http://schemas.microsoft.com/office/word/2023/wordml/word16du" xmlns:w16sdtdh="http://schemas.microsoft.com/office/word/2020/wordml/sdtdatahash" xmlns:w16sdtfl="http://schemas.microsoft.com/office/word/2024/wordml/sdtformatlock" xmlns:w16se="http://schemas.microsoft.com/office/word/2015/wordml/symex" xmlns:wpg="http://schemas.microsoft.com/office/word/2010/wordprocessingGroup" xmlns:wpi="http://schemas.microsoft.com/office/word/2010/wordprocessingInk" xmlns:wne="http://schemas.microsoft.com/office/word/2006/wordml" xmlns:wps="http://schemas.microsoft.com/office/word/2010/wordprocessingShape" mc:Ignorable="w14 w15 w16se w16cid w16 w16cex w16sdtdh w16sdtfl w16du wp14">
   <w:abstractNum w:abstractNumId="0" w15:restartNumberingAfterBreak="0">
     <w:nsid w:val="FFFFFF7C"/>
     <w:multiLevelType w:val="singleLevel"/>
@@ -1878,7 +2333,7 @@
 </file>
 
 <file path=word/styles.xml><?xml version="1.0" encoding="utf-8"?>
-<w:styles xmlns:mc="http://schemas.openxmlformats.org/markup-compatibility/2006" xmlns:r="http://schemas.openxmlformats.org/officeDocument/2006/relationships" xmlns:w="http://schemas.openxmlformats.org/wordprocessingml/2006/main" xmlns:w14="http://schemas.microsoft.com/office/word/2010/wordml" xmlns:w15="http://schemas.microsoft.com/office/word/2012/wordml" xmlns:w16cex="http://schemas.microsoft.com/office/word/2018/wordml/cex" xmlns:w16cid="http://schemas.microsoft.com/office/word/2016/wordml/cid" xmlns:w16="http://schemas.microsoft.com/office/word/2018/wordml" xmlns:w16sdtdh="http://schemas.microsoft.com/office/word/2020/wordml/sdtdatahash" xmlns:w16se="http://schemas.microsoft.com/office/word/2015/wordml/symex" mc:Ignorable="w14 w15 w16se w16cid w16 w16cex w16sdtdh">
+<w:styles xmlns:mc="http://schemas.openxmlformats.org/markup-compatibility/2006" xmlns:r="http://schemas.openxmlformats.org/officeDocument/2006/relationships" xmlns:w="http://schemas.openxmlformats.org/wordprocessingml/2006/main" xmlns:w14="http://schemas.microsoft.com/office/word/2010/wordml" xmlns:w15="http://schemas.microsoft.com/office/word/2012/wordml" xmlns:w16cex="http://schemas.microsoft.com/office/word/2018/wordml/cex" xmlns:w16cid="http://schemas.microsoft.com/office/word/2016/wordml/cid" xmlns:w16="http://schemas.microsoft.com/office/word/2018/wordml" xmlns:w16du="http://schemas.microsoft.com/office/word/2023/wordml/word16du" xmlns:w16sdtdh="http://schemas.microsoft.com/office/word/2020/wordml/sdtdatahash" xmlns:w16sdtfl="http://schemas.microsoft.com/office/word/2024/wordml/sdtformatlock" xmlns:w16se="http://schemas.microsoft.com/office/word/2015/wordml/symex" mc:Ignorable="w14 w15 w16se w16cid w16 w16cex w16sdtdh w16sdtfl w16du">
   <w:docDefaults>
     <w:rPrDefault>
       <w:rPr>
@@ -2636,7 +3091,7 @@
     <w:link w:val="TitleChar"/>
     <w:uiPriority w:val="10"/>
     <w:qFormat/>
-    <w:rsid w:val="007106C8"/>
+    <w:rsid w:val="00E854FA"/>
     <w:pPr>
       <w:spacing w:after="300" w:line="240" w:lineRule="auto"/>
       <w:contextualSpacing/>
@@ -2646,7 +3101,7 @@
       <w:rFonts w:eastAsiaTheme="majorEastAsia" w:cstheme="majorBidi"/>
       <w:spacing w:val="5"/>
       <w:kern w:val="28"/>
-      <w:sz w:val="52"/>
+      <w:sz w:val="40"/>
       <w:szCs w:val="52"/>
       <w:lang w:val="sv-SE" w:eastAsia="en-US" w:bidi="ar-SA"/>
     </w:rPr>
@@ -2656,12 +3111,12 @@
     <w:basedOn w:val="DefaultParagraphFont"/>
     <w:link w:val="Title"/>
     <w:uiPriority w:val="10"/>
-    <w:rsid w:val="007106C8"/>
+    <w:rsid w:val="00E854FA"/>
     <w:rPr>
       <w:rFonts w:ascii="Times New Roman" w:eastAsiaTheme="majorEastAsia" w:hAnsi="Times New Roman" w:cstheme="majorBidi"/>
       <w:spacing w:val="5"/>
       <w:kern w:val="28"/>
-      <w:sz w:val="52"/>
+      <w:sz w:val="40"/>
       <w:szCs w:val="52"/>
       <w:lang w:val="sv-SE" w:eastAsia="en-US" w:bidi="ar-SA"/>
     </w:rPr>

--- a/klagomål/Herrbergsliden norr FSC-klagomål.docx
+++ b/klagomål/Herrbergsliden norr FSC-klagomål.docx
@@ -2118,7 +2118,7 @@
       <w:br/>
     </w:r>
     <w:r>
-      <w:t>Till:</w:t>
+      <w:t>Till: Holmen skog AB</w:t>
       <w:br/>
     </w:r>
     <w:r>

--- a/klagomål/Herrbergsliden norr FSC-klagomål.docx
+++ b/klagomål/Herrbergsliden norr FSC-klagomål.docx
@@ -168,7 +168,7 @@
     </w:p>
     <w:p>
       <w:r>
-        <w:t>Detta klagomål behandlar höga naturvärden i avverkningsanmälan Herrbergsliden norr i Bjurholms kommun som inkom 2026-07-12 och omfattar 72,6 ha.</w:t>
+        <w:t>Detta klagomål behandlar höga naturvärden i avverkningsanmälan Herrbergsliden norr i Bjurholms kommun som inkom 2026-07-13 och omfattar 72,6 ha.</w:t>
       </w:r>
     </w:p>
     <w:p>
@@ -2113,7 +2113,7 @@
     <w:r>
       <w:tab/>
       <w:tab/>
-      <w:t>2026-07-12</w:t>
+      <w:t>2026-07-13</w:t>
       <w:br/>
       <w:br/>
     </w:r>

--- a/klagomål/Herrbergsliden norr FSC-klagomål.docx
+++ b/klagomål/Herrbergsliden norr FSC-klagomål.docx
@@ -168,7 +168,7 @@
     </w:p>
     <w:p>
       <w:r>
-        <w:t>Detta klagomål behandlar höga naturvärden i avverkningsanmälan Herrbergsliden norr i Bjurholms kommun som inkom 2026-07-13 och omfattar 72,6 ha.</w:t>
+        <w:t>Detta klagomål behandlar höga naturvärden i avverkningsanmälan Herrbergsliden norr i Bjurholms kommun som inkom 2026-07-14 och omfattar 72,6 ha.</w:t>
       </w:r>
     </w:p>
     <w:p>
@@ -2113,7 +2113,7 @@
     <w:r>
       <w:tab/>
       <w:tab/>
-      <w:t>2026-07-13</w:t>
+      <w:t>2026-07-14</w:t>
       <w:br/>
       <w:br/>
     </w:r>

--- a/klagomål/Herrbergsliden norr FSC-klagomål.docx
+++ b/klagomål/Herrbergsliden norr FSC-klagomål.docx
@@ -168,7 +168,7 @@
     </w:p>
     <w:p>
       <w:r>
-        <w:t>Detta klagomål behandlar höga naturvärden i avverkningsanmälan Herrbergsliden norr i Bjurholms kommun som inkom 2026-07-14 och omfattar 72,6 ha.</w:t>
+        <w:t>Detta klagomål behandlar höga naturvärden i avverkningsanmälan Herrbergsliden norr i Bjurholms kommun som inkom 2026-07-15 och omfattar 72,6 ha.</w:t>
       </w:r>
     </w:p>
     <w:p>
@@ -2113,7 +2113,7 @@
     <w:r>
       <w:tab/>
       <w:tab/>
-      <w:t>2026-07-14</w:t>
+      <w:t>2026-07-15</w:t>
       <w:br/>
       <w:br/>
     </w:r>

--- a/klagomål/Herrbergsliden norr FSC-klagomål.docx
+++ b/klagomål/Herrbergsliden norr FSC-klagomål.docx
@@ -168,7 +168,7 @@
     </w:p>
     <w:p>
       <w:r>
-        <w:t>Detta klagomål behandlar höga naturvärden i avverkningsanmälan Herrbergsliden norr i Bjurholms kommun som inkom 2026-07-15 och omfattar 72,6 ha.</w:t>
+        <w:t>Detta klagomål behandlar höga naturvärden i avverkningsanmälan Herrbergsliden norr i Bjurholms kommun som inkom 2026-07-16 och omfattar 72,6 ha.</w:t>
       </w:r>
     </w:p>
     <w:p>
@@ -2113,7 +2113,7 @@
     <w:r>
       <w:tab/>
       <w:tab/>
-      <w:t>2026-07-15</w:t>
+      <w:t>2026-07-16</w:t>
       <w:br/>
       <w:br/>
     </w:r>

--- a/klagomål/Herrbergsliden norr FSC-klagomål.docx
+++ b/klagomål/Herrbergsliden norr FSC-klagomål.docx
@@ -2113,7 +2113,7 @@
     <w:r>
       <w:tab/>
       <w:tab/>
-      <w:t>2026-07-16</w:t>
+      <w:t>2026-07-17</w:t>
       <w:br/>
       <w:br/>
     </w:r>

--- a/klagomål/Herrbergsliden norr FSC-klagomål.docx
+++ b/klagomål/Herrbergsliden norr FSC-klagomål.docx
@@ -168,7 +168,7 @@
     </w:p>
     <w:p>
       <w:r>
-        <w:t>Detta klagomål behandlar höga naturvärden i avverkningsanmälan Herrbergsliden norr i Bjurholms kommun som inkom 2026-07-16 och omfattar 72,6 ha.</w:t>
+        <w:t>Detta klagomål behandlar höga naturvärden i avverkningsanmälan Herrbergsliden norr i Bjurholms kommun som inkom 2026-07-17 och omfattar 72,6 ha.</w:t>
       </w:r>
     </w:p>
     <w:p>

--- a/klagomål/Herrbergsliden norr FSC-klagomål.docx
+++ b/klagomål/Herrbergsliden norr FSC-klagomål.docx
@@ -2113,7 +2113,7 @@
     <w:r>
       <w:tab/>
       <w:tab/>
-      <w:t>2026-07-17</w:t>
+      <w:t>2026-07-18</w:t>
       <w:br/>
       <w:br/>
     </w:r>

--- a/klagomål/Herrbergsliden norr FSC-klagomål.docx
+++ b/klagomål/Herrbergsliden norr FSC-klagomål.docx
@@ -168,7 +168,7 @@
     </w:p>
     <w:p>
       <w:r>
-        <w:t>Detta klagomål behandlar höga naturvärden i avverkningsanmälan Herrbergsliden norr i Bjurholms kommun som inkom 2026-07-17 och omfattar 72,6 ha.</w:t>
+        <w:t>Detta klagomål behandlar höga naturvärden i avverkningsanmälan Herrbergsliden norr i Bjurholms kommun som inkom 2026-07-18 och omfattar 72,6 ha.</w:t>
       </w:r>
     </w:p>
     <w:p>

--- a/klagomål/Herrbergsliden norr FSC-klagomål.docx
+++ b/klagomål/Herrbergsliden norr FSC-klagomål.docx
@@ -168,7 +168,7 @@
     </w:p>
     <w:p>
       <w:r>
-        <w:t>Detta klagomål behandlar höga naturvärden i avverkningsanmälan Herrbergsliden norr i Bjurholms kommun som inkom 2026-07-18 och omfattar 72,6 ha.</w:t>
+        <w:t>Detta klagomål behandlar höga naturvärden i avverkningsanmälan Herrbergsliden norr i Bjurholms kommun som inkom 2026-07-19 och omfattar 72,6 ha.</w:t>
       </w:r>
     </w:p>
     <w:p>
@@ -2113,7 +2113,7 @@
     <w:r>
       <w:tab/>
       <w:tab/>
-      <w:t>2026-07-18</w:t>
+      <w:t>2026-07-19</w:t>
       <w:br/>
       <w:br/>
     </w:r>

--- a/klagomål/Herrbergsliden norr FSC-klagomål.docx
+++ b/klagomål/Herrbergsliden norr FSC-klagomål.docx
@@ -2113,7 +2113,7 @@
     <w:r>
       <w:tab/>
       <w:tab/>
-      <w:t>2026-07-19</w:t>
+      <w:t>2026-07-20</w:t>
       <w:br/>
       <w:br/>
     </w:r>

--- a/klagomål/Herrbergsliden norr FSC-klagomål.docx
+++ b/klagomål/Herrbergsliden norr FSC-klagomål.docx
@@ -168,7 +168,7 @@
     </w:p>
     <w:p>
       <w:r>
-        <w:t>Detta klagomål behandlar höga naturvärden i avverkningsanmälan Herrbergsliden norr i Bjurholms kommun som inkom 2026-07-19 och omfattar 72,6 ha.</w:t>
+        <w:t>Detta klagomål behandlar höga naturvärden i avverkningsanmälan Herrbergsliden norr i Bjurholms kommun som inkom 2026-07-20 och omfattar 72,6 ha.</w:t>
       </w:r>
     </w:p>
     <w:p>
